--- a/Plant_Handover_User_Procedure.docx
+++ b/Plant_Handover_User_Procedure.docx
@@ -1,6 +1,6 @@
 
 <file path=word/document.xml><?xml version="1.0" encoding="utf-8"?>
-<w:document xmlns:wpc="http://schemas.microsoft.com/office/word/2010/wordprocessingCanvas" xmlns:cx="http://schemas.microsoft.com/office/drawing/2014/chartex" xmlns:cx1="http://schemas.microsoft.com/office/drawing/2015/9/8/chartex" xmlns:cx2="http://schemas.microsoft.com/office/drawing/2015/10/21/chartex" xmlns:cx3="http://schemas.microsoft.com/office/drawing/2016/5/9/chartex" xmlns:cx4="http://schemas.microsoft.com/office/drawing/2016/5/10/chartex" xmlns:cx5="http://schemas.microsoft.com/office/drawing/2016/5/11/chartex" xmlns:cx6="http://schemas.microsoft.com/office/drawing/2016/5/12/chartex" xmlns:cx7="http://schemas.microsoft.com/office/drawing/2016/5/13/chartex" xmlns:cx8="http://schemas.microsoft.com/office/drawing/2016/5/14/chartex" xmlns:mc="http://schemas.openxmlformats.org/markup-compatibility/2006" xmlns:aink="http://schemas.microsoft.com/office/drawing/2016/ink" xmlns:am3d="http://schemas.microsoft.com/office/drawing/2017/model3d" xmlns:o="urn:schemas-microsoft-com:office:office" xmlns:oel="http://schemas.microsoft.com/office/2019/extlst" xmlns:r="http://schemas.openxmlformats.org/officeDocument/2006/relationships" xmlns:m="http://schemas.openxmlformats.org/officeDocument/2006/math" xmlns:v="urn:schemas-microsoft-com:vml" xmlns:wp14="http://schemas.microsoft.com/office/word/2010/wordprocessingDrawing" xmlns:wp="http://schemas.openxmlformats.org/drawingml/2006/wordprocessingDrawing" xmlns:w10="urn:schemas-microsoft-com:office:word" xmlns:w="http://schemas.openxmlformats.org/wordprocessingml/2006/main" xmlns:w14="http://schemas.microsoft.com/office/word/2010/wordml" xmlns:w15="http://schemas.microsoft.com/office/word/2012/wordml" xmlns:w16cex="http://schemas.microsoft.com/office/word/2018/wordml/cex" xmlns:w16cid="http://schemas.microsoft.com/office/word/2016/wordml/cid" xmlns:w16="http://schemas.microsoft.com/office/word/2018/wordml" xmlns:w16du="http://schemas.microsoft.com/office/word/2023/wordml/word16du" xmlns:w16sdtdh="http://schemas.microsoft.com/office/word/2020/wordml/sdtdatahash" xmlns:w16sdtfl="http://schemas.microsoft.com/office/word/2024/wordml/sdtformatlock" xmlns:w16se="http://schemas.microsoft.com/office/word/2015/wordml/symex" xmlns:wpg="http://schemas.microsoft.com/office/word/2010/wordprocessingGroup" xmlns:wpi="http://schemas.microsoft.com/office/word/2010/wordprocessingInk" xmlns:wne="http://schemas.microsoft.com/office/word/2006/wordml" xmlns:wps="http://schemas.microsoft.com/office/word/2010/wordprocessingShape" mc:Ignorable="w14 w15 w16se w16cid w16 w16cex w16sdtdh w16sdtfl w16du wp14">
+<w:document xmlns:wpc="http://schemas.microsoft.com/office/word/2010/wordprocessingCanvas" xmlns:cx="http://schemas.microsoft.com/office/drawing/2014/chartex" xmlns:cx1="http://schemas.microsoft.com/office/drawing/2015/9/8/chartex" xmlns:mc="http://schemas.openxmlformats.org/markup-compatibility/2006" xmlns:o="urn:schemas-microsoft-com:office:office" xmlns:r="http://schemas.openxmlformats.org/officeDocument/2006/relationships" xmlns:m="http://schemas.openxmlformats.org/officeDocument/2006/math" xmlns:v="urn:schemas-microsoft-com:vml" xmlns:wp14="http://schemas.microsoft.com/office/word/2010/wordprocessingDrawing" xmlns:wp="http://schemas.openxmlformats.org/drawingml/2006/wordprocessingDrawing" xmlns:w10="urn:schemas-microsoft-com:office:word" xmlns:w="http://schemas.openxmlformats.org/wordprocessingml/2006/main" xmlns:w14="http://schemas.microsoft.com/office/word/2010/wordml" xmlns:w15="http://schemas.microsoft.com/office/word/2012/wordml" xmlns:w16se="http://schemas.microsoft.com/office/word/2015/wordml/symex" xmlns:wpg="http://schemas.microsoft.com/office/word/2010/wordprocessingGroup" xmlns:wpi="http://schemas.microsoft.com/office/word/2010/wordprocessingInk" xmlns:wne="http://schemas.microsoft.com/office/word/2006/wordml" xmlns:wps="http://schemas.microsoft.com/office/word/2010/wordprocessingShape" mc:Ignorable="w14 w15 w16se wp14">
   <w:body>
     <w:p>
       <w:pPr>
@@ -9,13 +9,17 @@
     </w:p>
     <w:p>
       <w:pPr>
-        <w:spacing w:before="0" w:after="480"/>
+        <w:spacing w:after="480"/>
         <w:jc w:val="center"/>
       </w:pPr>
       <w:r>
+        <w:rPr>
+          <w:noProof/>
+        </w:rPr>
         <w:drawing>
           <wp:inline distT="0" distB="0" distL="114300" distR="114300">
             <wp:extent cx="1325880" cy="1325880"/>
+            <wp:effectExtent l="0" t="0" r="0" b="0"/>
             <wp:docPr id="201" name="logo201" descr="Rashpetco logo"/>
             <wp:cNvGraphicFramePr/>
             <a:graphic xmlns:a="http://schemas.openxmlformats.org/drawingml/2006/main">
@@ -26,7 +30,7 @@
                     <pic:cNvPicPr/>
                   </pic:nvPicPr>
                   <pic:blipFill>
-                    <a:blip r:embed="rId30"/>
+                    <a:blip r:embed="rId7"/>
                     <a:stretch>
                       <a:fillRect/>
                     </a:stretch>
@@ -45,11 +49,10 @@
             </a:graphic>
           </wp:inline>
         </w:drawing>
-      </w:r>
-      <w:r>
         <w:drawing>
           <wp:inline distT="0" distB="0" distL="114300" distR="114300">
             <wp:extent cx="1231628" cy="1143000"/>
+            <wp:effectExtent l="0" t="0" r="0" b="0"/>
             <wp:docPr id="202" name="logo202" descr="Shell logo"/>
             <wp:cNvGraphicFramePr/>
             <a:graphic xmlns:a="http://schemas.openxmlformats.org/drawingml/2006/main">
@@ -60,7 +63,7 @@
                     <pic:cNvPicPr/>
                   </pic:nvPicPr>
                   <pic:blipFill>
-                    <a:blip r:embed="rId31"/>
+                    <a:blip r:embed="rId8"/>
                     <a:stretch>
                       <a:fillRect/>
                     </a:stretch>
@@ -83,7 +86,7 @@
     </w:p>
     <w:p>
       <w:pPr>
-        <w:spacing w:before="0" w:after="60"/>
+        <w:spacing w:after="60"/>
         <w:jc w:val="center"/>
       </w:pPr>
       <w:r>
@@ -92,12 +95,12 @@
           <w:sz w:val="30"/>
           <w:szCs w:val="30"/>
         </w:rPr>
-        <w:t xml:space="preserve">Rashid Petroleum Company (Rashpetco)</w:t>
-      </w:r>
-    </w:p>
-    <w:p>
-      <w:pPr>
-        <w:spacing w:before="0" w:after="900"/>
+        <w:t>Rashid Petroleum Company (Rashpetco)</w:t>
+      </w:r>
+    </w:p>
+    <w:p>
+      <w:pPr>
+        <w:spacing w:after="900"/>
         <w:jc w:val="center"/>
       </w:pPr>
       <w:r>
@@ -106,12 +109,12 @@
           <w:sz w:val="26"/>
           <w:szCs w:val="26"/>
         </w:rPr>
-        <w:t xml:space="preserve">Instruments Department</w:t>
-      </w:r>
-    </w:p>
-    <w:p>
-      <w:pPr>
-        <w:spacing w:before="0" w:after="80"/>
+        <w:t>Instruments Department</w:t>
+      </w:r>
+    </w:p>
+    <w:p>
+      <w:pPr>
+        <w:spacing w:after="80"/>
         <w:jc w:val="center"/>
       </w:pPr>
       <w:r>
@@ -121,12 +124,12 @@
           <w:sz w:val="72"/>
           <w:szCs w:val="72"/>
         </w:rPr>
-        <w:t xml:space="preserve">Plant Handover</w:t>
-      </w:r>
-    </w:p>
-    <w:p>
-      <w:pPr>
-        <w:spacing w:before="0" w:after="120"/>
+        <w:t>Plant Handover</w:t>
+      </w:r>
+    </w:p>
+    <w:p>
+      <w:pPr>
+        <w:spacing w:after="120"/>
         <w:jc w:val="center"/>
       </w:pPr>
       <w:r>
@@ -135,12 +138,12 @@
           <w:sz w:val="40"/>
           <w:szCs w:val="40"/>
         </w:rPr>
-        <w:t xml:space="preserve">User Procedure</w:t>
-      </w:r>
-    </w:p>
-    <w:p>
-      <w:pPr>
-        <w:spacing w:before="0" w:after="1100"/>
+        <w:t>User Procedure</w:t>
+      </w:r>
+    </w:p>
+    <w:p>
+      <w:pPr>
+        <w:spacing w:after="1100"/>
         <w:jc w:val="center"/>
       </w:pPr>
       <w:r>
@@ -149,12 +152,12 @@
           <w:sz w:val="24"/>
           <w:szCs w:val="24"/>
         </w:rPr>
-        <w:t xml:space="preserve">How to record, find and follow up shift handovers</w:t>
-      </w:r>
-    </w:p>
-    <w:p>
-      <w:pPr>
-        <w:spacing w:before="0" w:after="0"/>
+        <w:t>How to record, find and follow up shift handovers</w:t>
+      </w:r>
+    </w:p>
+    <w:p>
+      <w:pPr>
+        <w:spacing w:after="0"/>
         <w:jc w:val="center"/>
       </w:pPr>
       <w:r>
@@ -172,7 +175,7 @@
           <w:sz w:val="26"/>
           <w:szCs w:val="26"/>
         </w:rPr>
-        <w:t xml:space="preserve">Mohamed Badr</w:t>
+        <w:t>Mohamed Badr</w:t>
       </w:r>
     </w:p>
     <w:p>
@@ -185,7 +188,7 @@
         <w:pBdr>
           <w:bottom w:val="single" w:sz="12" w:space="6" w:color="1D4ED8"/>
         </w:pBdr>
-        <w:spacing w:before="0" w:after="240"/>
+        <w:spacing w:after="240"/>
       </w:pPr>
       <w:r>
         <w:rPr>
@@ -194,7 +197,8 @@
           <w:sz w:val="36"/>
           <w:szCs w:val="36"/>
         </w:rPr>
-        <w:t xml:space="preserve">Contents</w:t>
+        <w:lastRenderedPageBreak/>
+        <w:t>Contents</w:t>
       </w:r>
     </w:p>
     <w:p>
@@ -203,22 +207,14 @@
       </w:pPr>
       <w:r>
         <w:fldChar w:fldCharType="begin"/>
-      </w:r>
-      <w:r>
         <w:instrText xml:space="preserve"> TOC \o "2-2" \h \z \u </w:instrText>
-      </w:r>
-      <w:r>
         <w:fldChar w:fldCharType="separate"/>
       </w:r>
       <w:hyperlink w:anchor="_TocHO00" w:history="1">
         <w:r>
-          <w:t xml:space="preserve">Before you start</w:t>
-        </w:r>
-        <w:r>
+          <w:t>Before you start</w:t>
           <w:tab/>
-        </w:r>
-        <w:r>
-          <w:t xml:space="preserve">3</w:t>
+          <w:t>3</w:t>
         </w:r>
       </w:hyperlink>
     </w:p>
@@ -228,13 +224,9 @@
       </w:pPr>
       <w:hyperlink w:anchor="_TocHO01" w:history="1">
         <w:r>
-          <w:t xml:space="preserve">Step 1 – Open the app and connect the data folder</w:t>
-        </w:r>
-        <w:r>
+          <w:t>Step 1 – Open the app and connect the data folder</w:t>
           <w:tab/>
-        </w:r>
-        <w:r>
-          <w:t xml:space="preserve">3</w:t>
+          <w:t>3</w:t>
         </w:r>
       </w:hyperlink>
     </w:p>
@@ -244,13 +236,9 @@
       </w:pPr>
       <w:hyperlink w:anchor="_TocHO02" w:history="1">
         <w:r>
-          <w:t xml:space="preserve">Step 2 – Sign in</w:t>
-        </w:r>
-        <w:r>
+          <w:t>Step 2 – Sign in</w:t>
           <w:tab/>
-        </w:r>
-        <w:r>
-          <w:t xml:space="preserve">4</w:t>
+          <w:t>4</w:t>
         </w:r>
       </w:hyperlink>
     </w:p>
@@ -260,13 +248,9 @@
       </w:pPr>
       <w:hyperlink w:anchor="_TocHO03" w:history="1">
         <w:r>
-          <w:t xml:space="preserve">Step 3 – Read the dashboard</w:t>
-        </w:r>
-        <w:r>
+          <w:t>Step 3 – Read the dashboard</w:t>
           <w:tab/>
-        </w:r>
-        <w:r>
-          <w:t xml:space="preserve">6</w:t>
+          <w:t>6</w:t>
         </w:r>
       </w:hyperlink>
     </w:p>
@@ -276,13 +260,9 @@
       </w:pPr>
       <w:hyperlink w:anchor="_TocHO04" w:history="1">
         <w:r>
-          <w:t xml:space="preserve">Step 4 – Write a new handover</w:t>
-        </w:r>
-        <w:r>
+          <w:t>Step 4 – Write a new handover</w:t>
           <w:tab/>
-        </w:r>
-        <w:r>
-          <w:t xml:space="preserve">6</w:t>
+          <w:t>7</w:t>
         </w:r>
       </w:hyperlink>
     </w:p>
@@ -292,13 +272,9 @@
       </w:pPr>
       <w:hyperlink w:anchor="_TocHO05" w:history="1">
         <w:r>
-          <w:t xml:space="preserve">Step 5 – Find handovers</w:t>
-        </w:r>
-        <w:r>
+          <w:t>Step 5 – Find handovers</w:t>
           <w:tab/>
-        </w:r>
-        <w:r>
-          <w:t xml:space="preserve">7</w:t>
+          <w:t>9</w:t>
         </w:r>
       </w:hyperlink>
     </w:p>
@@ -308,13 +284,9 @@
       </w:pPr>
       <w:hyperlink w:anchor="_TocHO06" w:history="1">
         <w:r>
-          <w:t xml:space="preserve">Step 6 – Work on a handover</w:t>
-        </w:r>
-        <w:r>
+          <w:t>Step 6 – Work on a handover</w:t>
           <w:tab/>
-        </w:r>
-        <w:r>
-          <w:t xml:space="preserve">9</w:t>
+          <w:t>11</w:t>
         </w:r>
       </w:hyperlink>
     </w:p>
@@ -322,15 +294,23 @@
       <w:pPr>
         <w:pStyle w:val="TOC2"/>
       </w:pPr>
+      <w:hyperlink w:anchor="_TocHO09" w:history="1">
+        <w:r>
+          <w:t>Step 7 – Import handovers from Excel</w:t>
+          <w:tab/>
+          <w:t>14</w:t>
+        </w:r>
+      </w:hyperlink>
+    </w:p>
+    <w:p>
+      <w:pPr>
+        <w:pStyle w:val="TOC2"/>
+      </w:pPr>
       <w:hyperlink w:anchor="_TocHO07" w:history="1">
         <w:r>
-          <w:t xml:space="preserve">Step 7 – Equipment pages and notifications</w:t>
-        </w:r>
-        <w:r>
+          <w:t>Step 8 – Equipment pages and notifications</w:t>
           <w:tab/>
-        </w:r>
-        <w:r>
-          <w:t xml:space="preserve">11</w:t>
+          <w:t>16</w:t>
         </w:r>
       </w:hyperlink>
     </w:p>
@@ -340,15 +320,23 @@
       </w:pPr>
       <w:hyperlink w:anchor="_TocHO08" w:history="1">
         <w:r>
-          <w:t xml:space="preserve">Step 8 – Profile and Administration</w:t>
-        </w:r>
-        <w:r>
+          <w:t>Step 9 – Profile and Administration</w:t>
           <w:tab/>
-        </w:r>
-        <w:r>
-          <w:t xml:space="preserve">12</w:t>
+          <w:t>17</w:t>
         </w:r>
       </w:hyperlink>
+    </w:p>
+    <w:p>
+      <w:pPr>
+        <w:pStyle w:val="TOC2"/>
+      </w:pPr>
+      <w:hyperlink w:anchor="_TocHO10" w:history="1">
+        <w:r>
+          <w:t>Step 10 – For managers: managers’ and engineers’ databases</w:t>
+          <w:tab/>
+          <w:t>20</w:t>
+        </w:r>
+      </w:hyperlink>
       <w:r>
         <w:fldChar w:fldCharType="end"/>
       </w:r>
@@ -363,23 +351,24 @@
         <w:pStyle w:val="Heading1"/>
       </w:pPr>
       <w:r>
-        <w:t>Plant Handover – User Procedure</w:t>
-      </w:r>
-    </w:p>
-    <w:p>
-      <w:r>
-        <w:t>Plant Handover is the department's shift log: engineers record what happened on the plant, link it to instrument tags, and the next shift picks it up. It runs in Chrome or Edge with nothing to install: the app files sit on your PC, and every handover is saved in the HandoverData folder on the file share, so everyone sees the same records.</w:t>
+        <w:lastRenderedPageBreak/>
+        <w:t xml:space="preserve">Plant Handover – User Procedure</w:t>
+      </w:r>
+    </w:p>
+    <w:p>
+      <w:r>
+        <w:t xml:space="preserve">Plant Handover is the department's shift log: engineers record what happened on the plant, link it to instrument tags, and the next shift picks it up. It runs in Chrome or Edge with nothing to install: the app files sit on your PC, and every handover is saved in the HandoverData folder on the file share, so everyone sees the same records.</w:t>
       </w:r>
     </w:p>
     <w:p>
       <w:pPr>
         <w:pStyle w:val="Heading2"/>
       </w:pPr>
-      <w:bookmarkStart w:id="500" w:name="_TocHO00"/>
+      <w:bookmarkStart w:id="0" w:name="_TocHO00"/>
       <w:r>
         <w:t>Before you start</w:t>
       </w:r>
-      <w:bookmarkEnd w:id="500"/>
+      <w:bookmarkEnd w:id="0"/>
     </w:p>
     <w:tbl>
       <w:tblPr>
@@ -435,9 +424,14 @@
             <w:tcW w:w="4680" w:type="dxa"/>
           </w:tcPr>
           <w:p>
-            <w:r>
-              <w:t>______________________________</w:t>
-            </w:r>
+            <w:hyperlink r:id="rId9" w:history="1">
+              <w:r>
+                <w:rPr>
+                  <w:rStyle w:val="Hyperlink"/>
+                </w:rPr>
+                <w:t>\\rb.win2k.dom\shares\i-DepShares-2\Instrument\GENERAL\Handover\HANDOVER DATABASE\handover recording\Handover Tool</w:t>
+              </w:r>
+            </w:hyperlink>
           </w:p>
         </w:tc>
       </w:tr>
@@ -457,9 +451,14 @@
             <w:tcW w:w="4680" w:type="dxa"/>
           </w:tcPr>
           <w:p>
-            <w:r>
-              <w:t>______________________________ \HandoverData</w:t>
-            </w:r>
+            <w:hyperlink r:id="rId10" w:history="1">
+              <w:r>
+                <w:rPr>
+                  <w:rStyle w:val="Hyperlink"/>
+                </w:rPr>
+                <w:t>\\rb.win2k.dom\shares\i-DepShares-2\Instrument\GENERAL\Handover\HANDOVER DATABASE\handover recording\Handover Tool\HandoverData</w:t>
+              </w:r>
+            </w:hyperlink>
           </w:p>
         </w:tc>
       </w:tr>
@@ -502,7 +501,7 @@
           </w:tcPr>
           <w:p>
             <w:r>
-              <w:t>Engineers only. Supervisors and technicians do not need an account.</w:t>
+              <w:t>Engineers and managers. Supervisors and technicians do not need an account.</w:t>
             </w:r>
           </w:p>
         </w:tc>
@@ -512,11 +511,11 @@
       <w:pPr>
         <w:pStyle w:val="Heading2"/>
       </w:pPr>
-      <w:bookmarkStart w:id="501" w:name="_TocHO01"/>
+      <w:bookmarkStart w:id="1" w:name="_TocHO01"/>
       <w:r>
         <w:t>Step 1 – Open the app and connect the data folder</w:t>
       </w:r>
-      <w:bookmarkEnd w:id="501"/>
+      <w:bookmarkEnd w:id="1"/>
     </w:p>
     <w:p>
       <w:r>
@@ -532,7 +531,7 @@
         </w:numPr>
       </w:pPr>
       <w:r>
-        <w:t xml:space="preserve">Copy the app package (.rar, path above) to your PC and extract it to a folder of your choice.</w:t>
+        <w:t>Copy the app package (.rar, path above) to your PC and extract it to a folder of your choice.</w:t>
       </w:r>
     </w:p>
     <w:p>
@@ -550,10 +549,10 @@
         <w:rPr>
           <w:b/>
         </w:rPr>
-        <w:t xml:space="preserve">index.html</w:t>
-      </w:r>
-      <w:r>
-        <w:t xml:space="preserve">. It opens in Chrome or Edge.</w:t>
+        <w:t>index.html</w:t>
+      </w:r>
+      <w:r>
+        <w:t>. It opens in Chrome or Edge.</w:t>
       </w:r>
     </w:p>
     <w:p>
@@ -571,7 +570,7 @@
         <w:rPr>
           <w:b/>
         </w:rPr>
-        <w:t>Choose folder…</w:t>
+        <w:t xml:space="preserve">Choose folder…</w:t>
       </w:r>
       <w:r>
         <w:t xml:space="preserve">. </w:t>
@@ -597,6 +596,8 @@
       <w:r>
         <w:t>.</w:t>
       </w:r>
+      <w:bookmarkStart w:id="2" w:name="_GoBack"/>
+      <w:bookmarkEnd w:id="2"/>
     </w:p>
     <w:p>
       <w:pPr>
@@ -648,7 +649,7 @@
                     <pic:cNvPicPr/>
                   </pic:nvPicPr>
                   <pic:blipFill>
-                    <a:blip r:embed="rId5"/>
+                    <a:blip r:embed="rId11"/>
                     <a:stretch>
                       <a:fillRect/>
                     </a:stretch>
@@ -698,11 +699,11 @@
       <w:pPr>
         <w:pStyle w:val="Heading2"/>
       </w:pPr>
-      <w:bookmarkStart w:id="502" w:name="_TocHO02"/>
+      <w:bookmarkStart w:id="3" w:name="_TocHO02"/>
       <w:r>
         <w:t>Step 2 – Sign in</w:t>
       </w:r>
-      <w:bookmarkEnd w:id="502"/>
+      <w:bookmarkEnd w:id="3"/>
     </w:p>
     <w:p>
       <w:pPr>
@@ -722,7 +723,7 @@
         <w:t>Confirm</w:t>
       </w:r>
       <w:r>
-        <w:t>. Only engineers are listed – supervisors and technicians do not sign in; you add them to your handovers under Worked with.</w:t>
+        <w:t>. Only engineers and managers are listed – supervisors and technicians do not sign in; you add them to your handovers under Worked with.</w:t>
       </w:r>
     </w:p>
     <w:p>
@@ -805,7 +806,7 @@
                     <pic:cNvPicPr/>
                   </pic:nvPicPr>
                   <pic:blipFill>
-                    <a:blip r:embed="rId6"/>
+                    <a:blip r:embed="rId12"/>
                     <a:stretch>
                       <a:fillRect/>
                     </a:stretch>
@@ -845,7 +846,7 @@
                     <pic:cNvPicPr/>
                   </pic:nvPicPr>
                   <pic:blipFill>
-                    <a:blip r:embed="rId7"/>
+                    <a:blip r:embed="rId13"/>
                     <a:stretch>
                       <a:fillRect/>
                     </a:stretch>
@@ -868,7 +869,18 @@
     </w:p>
     <w:p>
       <w:r>
-        <w:t xml:space="preserve">Forgot your password? Ask an administrator to reset it (Step 8); you will set a new one at the next sign-in.</w:t>
+        <w:t>Forgot your password? Ask an administrator to reset it (Step 9); you will set a new one at the next sign-in.</w:t>
+      </w:r>
+    </w:p>
+    <w:p>
+      <w:r>
+        <w:rPr>
+          <w:b/>
+        </w:rPr>
+        <w:t xml:space="preserve">Managers: </w:t>
+      </w:r>
+      <w:r>
+        <w:t xml:space="preserve">after signing in you choose which handovers to work with – the managers' or the engineers' – see Step 10.</w:t>
       </w:r>
     </w:p>
     <w:p/>
@@ -876,12 +888,12 @@
       <w:pPr>
         <w:pStyle w:val="Heading2"/>
       </w:pPr>
-      <w:bookmarkStart w:id="503" w:name="_TocHO03"/>
+      <w:bookmarkStart w:id="4" w:name="_TocHO03"/>
       <w:r>
         <w:lastRenderedPageBreak/>
         <w:t>Step 3 – Read the dashboard</w:t>
       </w:r>
-      <w:bookmarkEnd w:id="503"/>
+      <w:bookmarkEnd w:id="4"/>
     </w:p>
     <w:p>
       <w:r>
@@ -933,7 +945,7 @@
           </w:tcPr>
           <w:p>
             <w:r>
-              <w:t>Submitted today</w:t>
+              <w:t xml:space="preserve">Submitted today</w:t>
             </w:r>
           </w:p>
         </w:tc>
@@ -999,7 +1011,7 @@
           </w:tcPr>
           <w:p>
             <w:r>
-              <w:t>My submitted handovers</w:t>
+              <w:t xml:space="preserve">With open actions required</w:t>
             </w:r>
           </w:p>
         </w:tc>
@@ -1009,7 +1021,7 @@
           </w:tcPr>
           <w:p>
             <w:r>
-              <w:t>Everything you have written</w:t>
+              <w:t xml:space="preserve">Handovers that still have actions nobody has reported done</w:t>
             </w:r>
           </w:p>
         </w:tc>
@@ -1021,7 +1033,7 @@
           </w:tcPr>
           <w:p>
             <w:r>
-              <w:t>My drafts</w:t>
+              <w:t>My submitted handovers</w:t>
             </w:r>
           </w:p>
         </w:tc>
@@ -1031,7 +1043,51 @@
           </w:tcPr>
           <w:p>
             <w:r>
-              <w:t xml:space="preserve">Your handovers not yet submitted</w:t>
+              <w:t>Everything you have written</w:t>
+            </w:r>
+          </w:p>
+        </w:tc>
+      </w:tr>
+      <w:tr>
+        <w:tc>
+          <w:tcPr>
+            <w:tcW w:w="4680" w:type="dxa"/>
+          </w:tcPr>
+          <w:p>
+            <w:r>
+              <w:t>My drafts</w:t>
+            </w:r>
+          </w:p>
+        </w:tc>
+        <w:tc>
+          <w:tcPr>
+            <w:tcW w:w="4680" w:type="dxa"/>
+          </w:tcPr>
+          <w:p>
+            <w:r>
+              <w:t>Your handovers not yet submitted</w:t>
+            </w:r>
+          </w:p>
+        </w:tc>
+      </w:tr>
+      <w:tr>
+        <w:tc>
+          <w:tcPr>
+            <w:tcW w:w="4680" w:type="dxa"/>
+          </w:tcPr>
+          <w:p>
+            <w:r>
+              <w:t>Not seen yet</w:t>
+            </w:r>
+          </w:p>
+        </w:tc>
+        <w:tc>
+          <w:tcPr>
+            <w:tcW w:w="4680" w:type="dxa"/>
+          </w:tcPr>
+          <w:p>
+            <w:r>
+              <w:t>Handovers by others that you have not opened yet</w:t>
             </w:r>
           </w:p>
         </w:tc>
@@ -1039,7 +1095,21 @@
     </w:tbl>
     <w:p>
       <w:r>
-        <w:t xml:space="preserve">Below the cards: handovers by plant area and by equipment type for the last 30 days, recently updated tags, and the latest handovers.</w:t>
+        <w:t>Below the cards: handovers by plant area and by equipment type for the last 30 days, recently updated tags, and the latest handovers.</w:t>
+      </w:r>
+    </w:p>
+    <w:p>
+      <w:r>
+        <w:t xml:space="preserve">A handover counts as seen as soon as you open it – from the dashboard, the list, the search or a notification – and the </w:t>
+      </w:r>
+      <w:r>
+        <w:rPr>
+          <w:b/>
+        </w:rPr>
+        <w:t xml:space="preserve">Not seen yet</w:t>
+      </w:r>
+      <w:r>
+        <w:t xml:space="preserve"> count drops.</w:t>
       </w:r>
     </w:p>
     <w:p>
@@ -1061,7 +1131,7 @@
                     <pic:cNvPicPr/>
                   </pic:nvPicPr>
                   <pic:blipFill>
-                    <a:blip r:embed="rId8"/>
+                    <a:blip r:embed="rId14"/>
                     <a:stretch>
                       <a:fillRect/>
                     </a:stretch>
@@ -1086,11 +1156,11 @@
       <w:pPr>
         <w:pStyle w:val="Heading2"/>
       </w:pPr>
-      <w:bookmarkStart w:id="504" w:name="_TocHO04"/>
+      <w:bookmarkStart w:id="5" w:name="_TocHO04"/>
       <w:r>
         <w:t>Step 4 – Write a new handover</w:t>
       </w:r>
-      <w:bookmarkEnd w:id="504"/>
+      <w:bookmarkEnd w:id="5"/>
     </w:p>
     <w:p>
       <w:pPr>
@@ -1161,19 +1231,10 @@
         <w:rPr>
           <w:b/>
         </w:rPr>
-        <w:t>Area</w:t>
-      </w:r>
-      <w:r>
-        <w:t xml:space="preserve"> – pick the plant area; use </w:t>
-      </w:r>
-      <w:r>
-        <w:rPr>
-          <w:b/>
-        </w:rPr>
-        <w:t>+</w:t>
-      </w:r>
-      <w:r>
-        <w:t xml:space="preserve"> to add one that is missing.</w:t>
+        <w:t xml:space="preserve">Actions required</w:t>
+      </w:r>
+      <w:r>
+        <w:t xml:space="preserve"> (optional) – what still has to be done. Type one action and press Enter; add as many as needed. Anyone who can see the handover can add more later, and whoever does one reports it in a comment (Step 6).</w:t>
       </w:r>
     </w:p>
     <w:p>
@@ -1188,28 +1249,19 @@
         <w:rPr>
           <w:b/>
         </w:rPr>
-        <w:t>Status</w:t>
-      </w:r>
-      <w:r>
-        <w:t xml:space="preserve"> – </w:t>
-      </w:r>
-      <w:r>
-        <w:rPr>
-          <w:b/>
-        </w:rPr>
-        <w:t>Info</w:t>
-      </w:r>
-      <w:r>
-        <w:t xml:space="preserve"> (for the record only) or </w:t>
-      </w:r>
-      <w:r>
-        <w:rPr>
-          <w:b/>
-        </w:rPr>
-        <w:t>Info &amp; Follow-up</w:t>
-      </w:r>
-      <w:r>
-        <w:t xml:space="preserve"> (someone needs to act).</w:t>
+        <w:t>Area</w:t>
+      </w:r>
+      <w:r>
+        <w:t xml:space="preserve"> – pick the plant area; use </w:t>
+      </w:r>
+      <w:r>
+        <w:rPr>
+          <w:b/>
+        </w:rPr>
+        <w:t>+</w:t>
+      </w:r>
+      <w:r>
+        <w:t xml:space="preserve"> to add one that is missing.</w:t>
       </w:r>
     </w:p>
     <w:p>
@@ -1224,10 +1276,28 @@
         <w:rPr>
           <w:b/>
         </w:rPr>
-        <w:t>Worked with</w:t>
-      </w:r>
-      <w:r>
-        <w:t xml:space="preserve"> – tick the engineers and technicians who did the job with you.</w:t>
+        <w:t>Status</w:t>
+      </w:r>
+      <w:r>
+        <w:t xml:space="preserve"> – </w:t>
+      </w:r>
+      <w:r>
+        <w:rPr>
+          <w:b/>
+        </w:rPr>
+        <w:t>Info</w:t>
+      </w:r>
+      <w:r>
+        <w:t xml:space="preserve"> (for the record only) or </w:t>
+      </w:r>
+      <w:r>
+        <w:rPr>
+          <w:b/>
+        </w:rPr>
+        <w:t>Info &amp; Follow-up</w:t>
+      </w:r>
+      <w:r>
+        <w:t xml:space="preserve"> (someone needs to act).</w:t>
       </w:r>
     </w:p>
     <w:p>
@@ -1242,10 +1312,10 @@
         <w:rPr>
           <w:b/>
         </w:rPr>
-        <w:t>Equipment tags</w:t>
-      </w:r>
-      <w:r>
-        <w:t xml:space="preserve"> – type a tag number and click it in the suggestions. A tag that is not in the register can be added from the same box.</w:t>
+        <w:t>Worked with</w:t>
+      </w:r>
+      <w:r>
+        <w:t xml:space="preserve"> – tick the engineers, supervisors and technicians who did the job with you.</w:t>
       </w:r>
     </w:p>
     <w:p>
@@ -1257,6 +1327,24 @@
         </w:numPr>
       </w:pPr>
       <w:r>
+        <w:rPr>
+          <w:b/>
+        </w:rPr>
+        <w:t>Equipment tags</w:t>
+      </w:r>
+      <w:r>
+        <w:t xml:space="preserve"> – type a tag number and click it in the suggestions. A tag that is not in the register can be added from the same box.</w:t>
+      </w:r>
+    </w:p>
+    <w:p>
+      <w:pPr>
+        <w:pStyle w:val="ListParagraph"/>
+        <w:numPr>
+          <w:ilvl w:val="0"/>
+          <w:numId w:val="4"/>
+        </w:numPr>
+      </w:pPr>
+      <w:r>
         <w:lastRenderedPageBreak/>
         <w:t xml:space="preserve">Click </w:t>
       </w:r>
@@ -1284,15 +1372,9 @@
         <w:rPr>
           <w:noProof/>
         </w:rPr>
-        <w:pict w14:anchorId="2EDE5509">
-          <v:rect id="_x0000_s1028" style="position:absolute;margin-left:66.6pt;margin-top:292.5pt;width:9.6pt;height:18pt;z-index:251659264" strokecolor="white [3212]"/>
-        </w:pict>
-        <w:pict w14:anchorId="54618D9B">
-          <v:rect id="_x0000_s1027" style="position:absolute;margin-left:119.4pt;margin-top:315.9pt;width:139.2pt;height:16.8pt;z-index:251658240" strokecolor="white [3212]"/>
-        </w:pict>
         <w:drawing>
           <wp:inline distT="0" distB="0" distL="0" distR="0" wp14:anchorId="3C094292" wp14:editId="4A4BC118">
-            <wp:extent cx="5486400" cy="5834742"/>
+            <wp:extent cx="4754880" cy="6498336"/>
             <wp:effectExtent l="0" t="0" r="0" b="0"/>
             <wp:docPr id="5" name="image5" descr="New handover form"/>
             <wp:cNvGraphicFramePr/>
@@ -1304,7 +1386,7 @@
                     <pic:cNvPicPr/>
                   </pic:nvPicPr>
                   <pic:blipFill>
-                    <a:blip r:embed="rId9"/>
+                    <a:blip r:embed="rId15"/>
                     <a:stretch>
                       <a:fillRect/>
                     </a:stretch>
@@ -1312,7 +1394,7 @@
                   <pic:spPr>
                     <a:xfrm>
                       <a:off x="0" y="0"/>
-                      <a:ext cx="5486400" cy="5834742"/>
+                      <a:ext cx="4754880" cy="6498336"/>
                     </a:xfrm>
                     <a:prstGeom prst="rect">
                       <a:avLst/>
@@ -1331,195 +1413,32 @@
       </w:r>
     </w:p>
     <w:p>
-      <w:pPr>
-        <w:pStyle w:val="Heading2"/>
-      </w:pPr>
-      <w:bookmarkStart w:id="505" w:name="_TocHO05"/>
-      <w:r>
-        <w:t>Step 5 – Find handovers</w:t>
-      </w:r>
-      <w:bookmarkEnd w:id="505"/>
-    </w:p>
-    <w:p>
-      <w:r>
-        <w:t xml:space="preserve">Open </w:t>
-      </w:r>
-      <w:r>
-        <w:rPr>
-          <w:b/>
-        </w:rPr>
-        <w:t>Handovers</w:t>
-      </w:r>
-      <w:r>
-        <w:t xml:space="preserve"> in the left menu. The list holds every handover, including about 16,000 imported from the old Excel sheets (marked </w:t>
-      </w:r>
-      <w:r>
-        <w:rPr>
-          <w:b/>
-        </w:rPr>
-        <w:t>Imported</w:t>
-      </w:r>
-      <w:r>
-        <w:t>).</w:t>
-      </w:r>
-    </w:p>
-    <w:p>
-      <w:pPr>
-        <w:pStyle w:val="ListParagraph"/>
-        <w:numPr>
-          <w:ilvl w:val="0"/>
-          <w:numId w:val="5"/>
-        </w:numPr>
-      </w:pPr>
-      <w:r>
-        <w:rPr>
-          <w:b/>
-        </w:rPr>
-        <w:t>Search box</w:t>
-      </w:r>
-      <w:r>
-        <w:t xml:space="preserve"> – any word from the title, description, tag or author.</w:t>
-      </w:r>
-    </w:p>
-    <w:p>
-      <w:pPr>
-        <w:pStyle w:val="ListParagraph"/>
-        <w:numPr>
-          <w:ilvl w:val="0"/>
-          <w:numId w:val="5"/>
-        </w:numPr>
-      </w:pPr>
-      <w:r>
-        <w:rPr>
-          <w:b/>
-        </w:rPr>
-        <w:t>Status</w:t>
-      </w:r>
-      <w:r>
-        <w:t xml:space="preserve"> – Draft, Info, Info &amp; Follow-up, or all submitted.</w:t>
-      </w:r>
-    </w:p>
-    <w:p>
-      <w:pPr>
-        <w:pStyle w:val="ListParagraph"/>
-        <w:numPr>
-          <w:ilvl w:val="0"/>
-          <w:numId w:val="5"/>
-        </w:numPr>
-      </w:pPr>
-      <w:r>
-        <w:rPr>
-          <w:b/>
-        </w:rPr>
-        <w:t>Area</w:t>
-      </w:r>
-      <w:r>
-        <w:t xml:space="preserve">, </w:t>
-      </w:r>
-      <w:r>
-        <w:rPr>
-          <w:b/>
-        </w:rPr>
-        <w:t>date from / to</w:t>
-      </w:r>
-      <w:r>
-        <w:t xml:space="preserve">, </w:t>
-      </w:r>
-      <w:r>
-        <w:rPr>
-          <w:b/>
-        </w:rPr>
-        <w:t>Equipment tag</w:t>
-      </w:r>
-      <w:r>
-        <w:t>.</w:t>
-      </w:r>
-    </w:p>
-    <w:p>
-      <w:pPr>
-        <w:pStyle w:val="ListParagraph"/>
-        <w:numPr>
-          <w:ilvl w:val="0"/>
-          <w:numId w:val="5"/>
-        </w:numPr>
-      </w:pPr>
-      <w:r>
-        <w:rPr>
-          <w:b/>
-        </w:rPr>
-        <w:lastRenderedPageBreak/>
-        <w:t>Worked on by</w:t>
-      </w:r>
-      <w:r>
-        <w:t xml:space="preserve"> – a person, grouped as Engineers, Supervisors and Technicians; finds handovers they wrote or worked on.</w:t>
-      </w:r>
-    </w:p>
-    <w:p>
-      <w:pPr>
-        <w:pStyle w:val="ListParagraph"/>
-        <w:numPr>
-          <w:ilvl w:val="0"/>
-          <w:numId w:val="5"/>
-        </w:numPr>
-      </w:pPr>
-      <w:r>
-        <w:rPr>
-          <w:b/>
-        </w:rPr>
-        <w:t>All records / New handovers only / Imported only</w:t>
-      </w:r>
-      <w:r>
-        <w:t>.</w:t>
-      </w:r>
-    </w:p>
-    <w:p>
-      <w:pPr>
-        <w:pStyle w:val="ListParagraph"/>
-        <w:numPr>
-          <w:ilvl w:val="0"/>
-          <w:numId w:val="5"/>
-        </w:numPr>
-      </w:pPr>
-      <w:r>
-        <w:rPr>
-          <w:b/>
-        </w:rPr>
-        <w:t>Export CSV</w:t>
-      </w:r>
-      <w:r>
-        <w:t xml:space="preserve"> – downloads exactly what the filters show, ready for Excel.</w:t>
-      </w:r>
-    </w:p>
-    <w:p>
-      <w:pPr>
-        <w:pStyle w:val="ListParagraph"/>
-        <w:numPr>
-          <w:ilvl w:val="0"/>
-          <w:numId w:val="5"/>
-        </w:numPr>
-      </w:pPr>
-      <w:r>
-        <w:rPr>
-          <w:b/>
-        </w:rPr>
-        <w:t>Clear</w:t>
-      </w:r>
-      <w:r>
-        <w:t xml:space="preserve"> – resets all filters. The list shows 200 at a time; use </w:t>
-      </w:r>
-      <w:r>
-        <w:rPr>
-          <w:b/>
-        </w:rPr>
-        <w:t>Show more</w:t>
-      </w:r>
-      <w:r>
-        <w:t xml:space="preserve"> at the bottom.</w:t>
-      </w:r>
-    </w:p>
-    <w:p>
-      <w:r>
-        <w:t xml:space="preserve">The search bar at the top of every page also searches tags, people and comments.</w:t>
+      <w:r>
+        <w:rPr>
+          <w:b/>
+        </w:rPr>
+        <w:t xml:space="preserve">Managers: </w:t>
+      </w:r>
+      <w:r>
+        <w:t xml:space="preserve">in the managers' view a new handover is saved in the managers' database, marked </w:t>
+      </w:r>
+      <w:r>
+        <w:rPr>
+          <w:b/>
+        </w:rPr>
+        <w:t xml:space="preserve">Managers only</w:t>
+      </w:r>
+      <w:r>
+        <w:t xml:space="preserve">, and only managers can see it. In the engineers' view the form asks </w:t>
+      </w:r>
+      <w:r>
+        <w:rPr>
+          <w:b/>
+        </w:rPr>
+        <w:t xml:space="preserve">Who can see this handover?</w:t>
+      </w:r>
+      <w:r>
+        <w:t xml:space="preserve"> – see Step 10.</w:t>
       </w:r>
     </w:p>
     <w:p>
@@ -1528,20 +1447,20 @@
           <w:noProof/>
         </w:rPr>
         <w:drawing>
-          <wp:inline distT="0" distB="0" distL="0" distR="0" wp14:anchorId="573B8F55" wp14:editId="22F69303">
+          <wp:inline distT="0" distB="0" distL="0" distR="0">
             <wp:extent cx="5486400" cy="3429000"/>
             <wp:effectExtent l="0" t="0" r="0" b="0"/>
-            <wp:docPr id="6" name="image6" descr="Handover list and filters"/>
+            <wp:docPr id="301" name="image301" descr="A managers-only handover"/>
             <wp:cNvGraphicFramePr/>
             <a:graphic xmlns:a="http://schemas.openxmlformats.org/drawingml/2006/main">
               <a:graphicData uri="http://schemas.openxmlformats.org/drawingml/2006/picture">
                 <pic:pic xmlns:pic="http://schemas.openxmlformats.org/drawingml/2006/picture">
                   <pic:nvPicPr>
-                    <pic:cNvPr id="6" name="image6" descr="Handover list and filters"/>
+                    <pic:cNvPr id="301" name="image301" descr="A managers-only handover"/>
                     <pic:cNvPicPr/>
                   </pic:nvPicPr>
                   <pic:blipFill>
-                    <a:blip r:embed="rId10"/>
+                    <a:blip r:embed="rId301"/>
                     <a:stretch>
                       <a:fillRect/>
                     </a:stretch>
@@ -1564,7 +1483,205 @@
     </w:p>
     <w:p>
       <w:r>
-        <w:t xml:space="preserve">Searching from the top bar finds handovers, equipment and people in one go:</w:t>
+        <w:rPr>
+          <w:b/>
+        </w:rPr>
+        <w:t xml:space="preserve">Many handovers at once? </w:t>
+      </w:r>
+      <w:r>
+        <w:t xml:space="preserve">Write them in Excel and import them – see Step 7.</w:t>
+      </w:r>
+    </w:p>
+    <w:p>
+      <w:pPr>
+        <w:pStyle w:val="Heading2"/>
+      </w:pPr>
+      <w:bookmarkStart w:id="6" w:name="_TocHO05"/>
+      <w:r>
+        <w:t>Step 5 – Find handovers</w:t>
+      </w:r>
+      <w:bookmarkEnd w:id="6"/>
+    </w:p>
+    <w:p>
+      <w:r>
+        <w:t xml:space="preserve">Open </w:t>
+      </w:r>
+      <w:r>
+        <w:rPr>
+          <w:b/>
+        </w:rPr>
+        <w:t>Handovers</w:t>
+      </w:r>
+      <w:r>
+        <w:t xml:space="preserve"> in the left menu. The list holds every handover, including about 16,000 imported from the old Excel sheets (marked </w:t>
+      </w:r>
+      <w:r>
+        <w:rPr>
+          <w:b/>
+        </w:rPr>
+        <w:t>Imported</w:t>
+      </w:r>
+      <w:r>
+        <w:t>).</w:t>
+      </w:r>
+    </w:p>
+    <w:p>
+      <w:pPr>
+        <w:pStyle w:val="ListParagraph"/>
+        <w:numPr>
+          <w:ilvl w:val="0"/>
+          <w:numId w:val="5"/>
+        </w:numPr>
+      </w:pPr>
+      <w:r>
+        <w:rPr>
+          <w:b/>
+        </w:rPr>
+        <w:t>Search box</w:t>
+      </w:r>
+      <w:r>
+        <w:t xml:space="preserve"> – any word from the title, description, tag or author.</w:t>
+      </w:r>
+    </w:p>
+    <w:p>
+      <w:pPr>
+        <w:pStyle w:val="ListParagraph"/>
+        <w:numPr>
+          <w:ilvl w:val="0"/>
+          <w:numId w:val="5"/>
+        </w:numPr>
+      </w:pPr>
+      <w:r>
+        <w:rPr>
+          <w:b/>
+        </w:rPr>
+        <w:t>Status</w:t>
+      </w:r>
+      <w:r>
+        <w:t xml:space="preserve"> – Not seen yet (unread), With open actions required, Draft, Info, Info &amp; Follow-up, or all submitted.</w:t>
+      </w:r>
+    </w:p>
+    <w:p>
+      <w:pPr>
+        <w:pStyle w:val="ListParagraph"/>
+        <w:numPr>
+          <w:ilvl w:val="0"/>
+          <w:numId w:val="5"/>
+        </w:numPr>
+      </w:pPr>
+      <w:r>
+        <w:rPr>
+          <w:b/>
+        </w:rPr>
+        <w:t>Area</w:t>
+      </w:r>
+      <w:r>
+        <w:t xml:space="preserve">, </w:t>
+      </w:r>
+      <w:r>
+        <w:rPr>
+          <w:b/>
+        </w:rPr>
+        <w:t>date from / to</w:t>
+      </w:r>
+      <w:r>
+        <w:t xml:space="preserve">, </w:t>
+      </w:r>
+      <w:r>
+        <w:rPr>
+          <w:b/>
+        </w:rPr>
+        <w:t>Equipment tag</w:t>
+      </w:r>
+      <w:r>
+        <w:t>.</w:t>
+      </w:r>
+    </w:p>
+    <w:p>
+      <w:pPr>
+        <w:pStyle w:val="ListParagraph"/>
+        <w:numPr>
+          <w:ilvl w:val="0"/>
+          <w:numId w:val="5"/>
+        </w:numPr>
+      </w:pPr>
+      <w:r>
+        <w:rPr>
+          <w:b/>
+        </w:rPr>
+        <w:lastRenderedPageBreak/>
+        <w:t>Worked on by</w:t>
+      </w:r>
+      <w:r>
+        <w:t xml:space="preserve"> – a person, grouped as Managers, Engineers, Supervisors and Technicians; finds handovers they wrote or worked on.</w:t>
+      </w:r>
+    </w:p>
+    <w:p>
+      <w:pPr>
+        <w:pStyle w:val="ListParagraph"/>
+        <w:numPr>
+          <w:ilvl w:val="0"/>
+          <w:numId w:val="5"/>
+        </w:numPr>
+      </w:pPr>
+      <w:r>
+        <w:rPr>
+          <w:b/>
+        </w:rPr>
+        <w:t>All records / New handovers only / Imported only</w:t>
+      </w:r>
+      <w:r>
+        <w:t>.</w:t>
+      </w:r>
+    </w:p>
+    <w:p>
+      <w:pPr>
+        <w:pStyle w:val="ListParagraph"/>
+        <w:numPr>
+          <w:ilvl w:val="0"/>
+          <w:numId w:val="5"/>
+        </w:numPr>
+      </w:pPr>
+      <w:r>
+        <w:rPr>
+          <w:b/>
+        </w:rPr>
+        <w:t>Export CSV</w:t>
+      </w:r>
+      <w:r>
+        <w:t xml:space="preserve"> – downloads exactly what the filters show, ready for Excel.</w:t>
+      </w:r>
+    </w:p>
+    <w:p>
+      <w:pPr>
+        <w:pStyle w:val="ListParagraph"/>
+        <w:numPr>
+          <w:ilvl w:val="0"/>
+          <w:numId w:val="5"/>
+        </w:numPr>
+      </w:pPr>
+      <w:r>
+        <w:rPr>
+          <w:b/>
+        </w:rPr>
+        <w:t>Clear</w:t>
+      </w:r>
+      <w:r>
+        <w:t xml:space="preserve"> – resets all filters. The list shows 200 at a time; use </w:t>
+      </w:r>
+      <w:r>
+        <w:rPr>
+          <w:b/>
+        </w:rPr>
+        <w:t>Show more</w:t>
+      </w:r>
+      <w:r>
+        <w:t xml:space="preserve"> at the bottom.</w:t>
+      </w:r>
+    </w:p>
+    <w:p>
+      <w:r>
+        <w:t>The search bar at the top of every page also searches tags, people and comments.</w:t>
       </w:r>
     </w:p>
     <w:p>
@@ -1573,20 +1690,20 @@
           <w:noProof/>
         </w:rPr>
         <w:drawing>
-          <wp:inline distT="0" distB="0" distL="0" distR="0">
+          <wp:inline distT="0" distB="0" distL="0" distR="0" wp14:anchorId="573B8F55" wp14:editId="22F69303">
             <wp:extent cx="5486400" cy="3429000"/>
             <wp:effectExtent l="0" t="0" r="0" b="0"/>
-            <wp:docPr id="101" name="image101" descr="Search results for a tag"/>
+            <wp:docPr id="6" name="image6" descr="Handover list and filters"/>
             <wp:cNvGraphicFramePr/>
             <a:graphic xmlns:a="http://schemas.openxmlformats.org/drawingml/2006/main">
               <a:graphicData uri="http://schemas.openxmlformats.org/drawingml/2006/picture">
                 <pic:pic xmlns:pic="http://schemas.openxmlformats.org/drawingml/2006/picture">
                   <pic:nvPicPr>
-                    <pic:cNvPr id="101" name="image101" descr="Search results for a tag"/>
+                    <pic:cNvPr id="6" name="image6" descr="Handover list and filters"/>
                     <pic:cNvPicPr/>
                   </pic:nvPicPr>
                   <pic:blipFill>
-                    <a:blip r:embed="rId20"/>
+                    <a:blip r:embed="rId16"/>
                     <a:stretch>
                       <a:fillRect/>
                     </a:stretch>
@@ -1608,18 +1725,127 @@
       </w:r>
     </w:p>
     <w:p>
+      <w:r>
+        <w:t xml:space="preserve">Choose </w:t>
+      </w:r>
+      <w:r>
+        <w:rPr>
+          <w:b/>
+        </w:rPr>
+        <w:t xml:space="preserve">Not seen yet (unread)</w:t>
+      </w:r>
+      <w:r>
+        <w:t xml:space="preserve"> in the Status filter (or click the dashboard card) to list only what you have not opened; each one carries a blue </w:t>
+      </w:r>
+      <w:r>
+        <w:rPr>
+          <w:b/>
+        </w:rPr>
+        <w:t xml:space="preserve">New</w:t>
+      </w:r>
+      <w:r>
+        <w:t xml:space="preserve"> badge:</w:t>
+      </w:r>
+    </w:p>
+    <w:p>
+      <w:r>
+        <w:rPr>
+          <w:noProof/>
+        </w:rPr>
+        <w:drawing>
+          <wp:inline distT="0" distB="0" distL="0" distR="0">
+            <wp:extent cx="5486400" cy="3429000"/>
+            <wp:effectExtent l="0" t="0" r="0" b="0"/>
+            <wp:docPr id="302" name="image302" descr="Not seen yet filter with New badges"/>
+            <wp:cNvGraphicFramePr/>
+            <a:graphic xmlns:a="http://schemas.openxmlformats.org/drawingml/2006/main">
+              <a:graphicData uri="http://schemas.openxmlformats.org/drawingml/2006/picture">
+                <pic:pic xmlns:pic="http://schemas.openxmlformats.org/drawingml/2006/picture">
+                  <pic:nvPicPr>
+                    <pic:cNvPr id="302" name="image302" descr="Not seen yet filter with New badges"/>
+                    <pic:cNvPicPr/>
+                  </pic:nvPicPr>
+                  <pic:blipFill>
+                    <a:blip r:embed="rId302"/>
+                    <a:stretch>
+                      <a:fillRect/>
+                    </a:stretch>
+                  </pic:blipFill>
+                  <pic:spPr>
+                    <a:xfrm>
+                      <a:off x="0" y="0"/>
+                      <a:ext cx="5486400" cy="3429000"/>
+                    </a:xfrm>
+                    <a:prstGeom prst="rect">
+                      <a:avLst/>
+                    </a:prstGeom>
+                  </pic:spPr>
+                </pic:pic>
+              </a:graphicData>
+            </a:graphic>
+          </wp:inline>
+        </w:drawing>
+      </w:r>
+    </w:p>
+    <w:p>
+      <w:r>
+        <w:t>Searching from the top bar finds handovers, equipment and people in one go:</w:t>
+      </w:r>
+    </w:p>
+    <w:p>
+      <w:r>
+        <w:rPr>
+          <w:noProof/>
+        </w:rPr>
+        <w:lastRenderedPageBreak/>
+        <w:drawing>
+          <wp:inline distT="0" distB="0" distL="0" distR="0">
+            <wp:extent cx="5486400" cy="3429000"/>
+            <wp:effectExtent l="0" t="0" r="0" b="0"/>
+            <wp:docPr id="101" name="image101" descr="Search results for a tag"/>
+            <wp:cNvGraphicFramePr/>
+            <a:graphic xmlns:a="http://schemas.openxmlformats.org/drawingml/2006/main">
+              <a:graphicData uri="http://schemas.openxmlformats.org/drawingml/2006/picture">
+                <pic:pic xmlns:pic="http://schemas.openxmlformats.org/drawingml/2006/picture">
+                  <pic:nvPicPr>
+                    <pic:cNvPr id="101" name="image101" descr="Search results for a tag"/>
+                    <pic:cNvPicPr/>
+                  </pic:nvPicPr>
+                  <pic:blipFill>
+                    <a:blip r:embed="rId17"/>
+                    <a:stretch>
+                      <a:fillRect/>
+                    </a:stretch>
+                  </pic:blipFill>
+                  <pic:spPr>
+                    <a:xfrm>
+                      <a:off x="0" y="0"/>
+                      <a:ext cx="5486400" cy="3429000"/>
+                    </a:xfrm>
+                    <a:prstGeom prst="rect">
+                      <a:avLst/>
+                    </a:prstGeom>
+                  </pic:spPr>
+                </pic:pic>
+              </a:graphicData>
+            </a:graphic>
+          </wp:inline>
+        </w:drawing>
+      </w:r>
+    </w:p>
+    <w:p>
       <w:pPr>
         <w:pStyle w:val="Heading2"/>
       </w:pPr>
-      <w:bookmarkStart w:id="506" w:name="_TocHO06"/>
+      <w:bookmarkStart w:id="7" w:name="_TocHO06"/>
       <w:r>
         <w:t>Step 6 – Work on a handover</w:t>
       </w:r>
-      <w:bookmarkEnd w:id="506"/>
-    </w:p>
-    <w:p>
-      <w:r>
-        <w:t xml:space="preserve">Click a handover to open it.</w:t>
+      <w:bookmarkEnd w:id="7"/>
+    </w:p>
+    <w:p>
+      <w:r>
+        <w:t>Click a handover to open it.</w:t>
       </w:r>
     </w:p>
     <w:tbl>
@@ -1717,7 +1943,7 @@
           </w:tcPr>
           <w:p>
             <w:r>
-              <w:t>Attach files</w:t>
+              <w:t xml:space="preserve">Add an action required</w:t>
             </w:r>
           </w:p>
         </w:tc>
@@ -1727,7 +1953,7 @@
           </w:tcPr>
           <w:p>
             <w:r>
-              <w:t>Everyone</w:t>
+              <w:t xml:space="preserve">Everyone who can see the handover</w:t>
             </w:r>
           </w:p>
         </w:tc>
@@ -1737,7 +1963,22 @@
           </w:tcPr>
           <w:p>
             <w:r>
-              <w:t>Drop files on the dashed box or click it (images, PDF, Word, Excel, text; up to 20 MB each)</w:t>
+              <w:t xml:space="preserve">Type it under </w:t>
+            </w:r>
+            <w:r>
+              <w:rPr>
+                <w:b/>
+              </w:rPr>
+              <w:t xml:space="preserve">Actions required</w:t>
+            </w:r>
+            <w:r>
+              <w:t xml:space="preserve">, click </w:t>
+            </w:r>
+            <w:r>
+              <w:rPr>
+                <w:b/>
+              </w:rPr>
+              <w:t xml:space="preserve">Add action</w:t>
             </w:r>
           </w:p>
         </w:tc>
@@ -1749,7 +1990,7 @@
           </w:tcPr>
           <w:p>
             <w:r>
-              <w:t>Edit</w:t>
+              <w:t xml:space="preserve">Report an action done</w:t>
             </w:r>
           </w:p>
         </w:tc>
@@ -1759,7 +2000,7 @@
           </w:tcPr>
           <w:p>
             <w:r>
-              <w:t>Author, Administration</w:t>
+              <w:t xml:space="preserve">Everyone who can see the handover</w:t>
             </w:r>
           </w:p>
         </w:tc>
@@ -1769,13 +2010,22 @@
           </w:tcPr>
           <w:p>
             <w:r>
+              <w:t xml:space="preserve">Click </w:t>
+            </w:r>
+            <w:r>
               <w:rPr>
                 <w:b/>
               </w:rPr>
-              <w:t>Edit</w:t>
-            </w:r>
-            <w:r>
-              <w:t xml:space="preserve"> button</w:t>
+              <w:t xml:space="preserve">Mark done…</w:t>
+            </w:r>
+            <w:r>
+              <w:t xml:space="preserve"> next to it, write what was done in the comment box, click </w:t>
+            </w:r>
+            <w:r>
+              <w:rPr>
+                <w:b/>
+              </w:rPr>
+              <w:t xml:space="preserve">Post comment</w:t>
             </w:r>
           </w:p>
         </w:tc>
@@ -1787,7 +2037,7 @@
           </w:tcPr>
           <w:p>
             <w:r>
-              <w:t>Change status</w:t>
+              <w:t>Attach files</w:t>
             </w:r>
           </w:p>
         </w:tc>
@@ -1797,7 +2047,7 @@
           </w:tcPr>
           <w:p>
             <w:r>
-              <w:t>Author, Administration</w:t>
+              <w:t>Everyone</w:t>
             </w:r>
           </w:p>
         </w:tc>
@@ -1807,13 +2057,7 @@
           </w:tcPr>
           <w:p>
             <w:r>
-              <w:rPr>
-                <w:b/>
-              </w:rPr>
-              <w:t>Change status</w:t>
-            </w:r>
-            <w:r>
-              <w:t xml:space="preserve"> – Draft, Info or Info &amp; Follow-up</w:t>
+              <w:t>Drop files on the dashed box or click it (images, PDF, Word, Excel, text; up to 20 MB each)</w:t>
             </w:r>
           </w:p>
         </w:tc>
@@ -1825,7 +2069,7 @@
           </w:tcPr>
           <w:p>
             <w:r>
-              <w:t>Delete</w:t>
+              <w:t>Edit</w:t>
             </w:r>
           </w:p>
         </w:tc>
@@ -1848,6 +2092,82 @@
               <w:rPr>
                 <w:b/>
               </w:rPr>
+              <w:t>Edit</w:t>
+            </w:r>
+            <w:r>
+              <w:t xml:space="preserve"> button</w:t>
+            </w:r>
+          </w:p>
+        </w:tc>
+      </w:tr>
+      <w:tr>
+        <w:tc>
+          <w:tcPr>
+            <w:tcW w:w="3120" w:type="dxa"/>
+          </w:tcPr>
+          <w:p>
+            <w:r>
+              <w:t>Change status</w:t>
+            </w:r>
+          </w:p>
+        </w:tc>
+        <w:tc>
+          <w:tcPr>
+            <w:tcW w:w="3120" w:type="dxa"/>
+          </w:tcPr>
+          <w:p>
+            <w:r>
+              <w:t>Author, Administration</w:t>
+            </w:r>
+          </w:p>
+        </w:tc>
+        <w:tc>
+          <w:tcPr>
+            <w:tcW w:w="3120" w:type="dxa"/>
+          </w:tcPr>
+          <w:p>
+            <w:r>
+              <w:rPr>
+                <w:b/>
+              </w:rPr>
+              <w:t>Change status</w:t>
+            </w:r>
+            <w:r>
+              <w:t xml:space="preserve"> – Draft, Info or Info &amp; Follow-up</w:t>
+            </w:r>
+          </w:p>
+        </w:tc>
+      </w:tr>
+      <w:tr>
+        <w:tc>
+          <w:tcPr>
+            <w:tcW w:w="3120" w:type="dxa"/>
+          </w:tcPr>
+          <w:p>
+            <w:r>
+              <w:t>Delete</w:t>
+            </w:r>
+          </w:p>
+        </w:tc>
+        <w:tc>
+          <w:tcPr>
+            <w:tcW w:w="3120" w:type="dxa"/>
+          </w:tcPr>
+          <w:p>
+            <w:r>
+              <w:t>Author, Administration</w:t>
+            </w:r>
+          </w:p>
+        </w:tc>
+        <w:tc>
+          <w:tcPr>
+            <w:tcW w:w="3120" w:type="dxa"/>
+          </w:tcPr>
+          <w:p>
+            <w:r>
+              <w:rPr>
+                <w:b/>
+              </w:rPr>
               <w:t>Delete</w:t>
             </w:r>
             <w:r>
@@ -1859,15 +2179,89 @@
     </w:tbl>
     <w:p>
       <w:r>
+        <w:t xml:space="preserve">Handovers from the old archive (marked Imported) are read-only: anyone can comment or attach, only Administration can correct them. Handovers you imported yourself from Excel (Step 7) are yours and you can edit them. If someone else has a handover open for editing, the app warns you before you edit it too.</w:t>
+      </w:r>
+    </w:p>
+    <w:p>
+      <w:r>
+        <w:rPr>
+          <w:b/>
+        </w:rPr>
+        <w:t xml:space="preserve">Actions required: </w:t>
+      </w:r>
+      <w:r>
+        <w:t xml:space="preserve">open actions have an orange circle. When someone reports one done, it is ticked green with their name and the time, and their comment carries a green </w:t>
+      </w:r>
+      <w:r>
+        <w:rPr>
+          <w:b/>
+        </w:rPr>
+        <w:t xml:space="preserve">Done</w:t>
+      </w:r>
+      <w:r>
+        <w:t xml:space="preserve"> label; </w:t>
+      </w:r>
+      <w:r>
+        <w:rPr>
+          <w:b/>
+        </w:rPr>
+        <w:t xml:space="preserve">see comment</w:t>
+      </w:r>
+      <w:r>
+        <w:t xml:space="preserve"> jumps from the action to that comment. You can also pick the action in the list above the comment box before posting. A comment must say what was done.</w:t>
+      </w:r>
+    </w:p>
+    <w:p>
+      <w:r>
+        <w:t xml:space="preserve">Who can add and complete actions follows who can see the handover: on a handover in the managers' database, managers only; on one in the engineers' database, engineers and managers.</w:t>
+      </w:r>
+    </w:p>
+    <w:p>
+      <w:r>
+        <w:rPr>
+          <w:noProof/>
+        </w:rPr>
+        <w:drawing>
+          <wp:inline distT="0" distB="0" distL="0" distR="0">
+            <wp:extent cx="4572000" cy="5108304"/>
+            <wp:effectExtent l="0" t="0" r="0" b="0"/>
+            <wp:docPr id="401" name="image401" descr="Actions required and a comment that completes one"/>
+            <wp:cNvGraphicFramePr/>
+            <a:graphic xmlns:a="http://schemas.openxmlformats.org/drawingml/2006/main">
+              <a:graphicData uri="http://schemas.openxmlformats.org/drawingml/2006/picture">
+                <pic:pic xmlns:pic="http://schemas.openxmlformats.org/drawingml/2006/picture">
+                  <pic:nvPicPr>
+                    <pic:cNvPr id="401" name="image401" descr="Actions required and a comment that completes one"/>
+                    <pic:cNvPicPr/>
+                  </pic:nvPicPr>
+                  <pic:blipFill>
+                    <a:blip r:embed="rId401"/>
+                    <a:stretch>
+                      <a:fillRect/>
+                    </a:stretch>
+                  </pic:blipFill>
+                  <pic:spPr>
+                    <a:xfrm>
+                      <a:off x="0" y="0"/>
+                      <a:ext cx="4572000" cy="5108304"/>
+                    </a:xfrm>
+                    <a:prstGeom prst="rect">
+                      <a:avLst/>
+                    </a:prstGeom>
+                  </pic:spPr>
+                </pic:pic>
+              </a:graphicData>
+            </a:graphic>
+          </wp:inline>
+        </w:drawing>
+      </w:r>
+    </w:p>
+    <w:p>
+      <w:r>
+        <w:rPr>
+          <w:noProof/>
+        </w:rPr>
         <w:lastRenderedPageBreak/>
-        <w:t>Imported handovers are read-only: anyone can comment or attach, only Administration can correct them. If someone else has a handover open for editing, the app warns you before you edit it too.</w:t>
-      </w:r>
-    </w:p>
-    <w:p>
-      <w:r>
-        <w:rPr>
-          <w:noProof/>
-        </w:rPr>
         <w:drawing>
           <wp:inline distT="0" distB="0" distL="0" distR="0" wp14:anchorId="6872997A" wp14:editId="0F76D0CA">
             <wp:extent cx="5486400" cy="3429000"/>
@@ -1882,7 +2276,7 @@
                     <pic:cNvPicPr/>
                   </pic:nvPicPr>
                   <pic:blipFill>
-                    <a:blip r:embed="rId11"/>
+                    <a:blip r:embed="rId18"/>
                     <a:stretch>
                       <a:fillRect/>
                     </a:stretch>
@@ -1908,7 +2302,7 @@
         <w:rPr>
           <w:b/>
         </w:rPr>
-        <w:t xml:space="preserve">Change status</w:t>
+        <w:t>Change status</w:t>
       </w:r>
       <w:r>
         <w:t xml:space="preserve"> and </w:t>
@@ -1917,7 +2311,7 @@
         <w:rPr>
           <w:b/>
         </w:rPr>
-        <w:t xml:space="preserve">Delete</w:t>
+        <w:t>Delete</w:t>
       </w:r>
       <w:r>
         <w:t xml:space="preserve"> each open a small window to confirm:</w:t>
@@ -1942,7 +2336,7 @@
                     <pic:cNvPicPr/>
                   </pic:nvPicPr>
                   <pic:blipFill>
-                    <a:blip r:embed="rId21"/>
+                    <a:blip r:embed="rId19"/>
                     <a:stretch>
                       <a:fillRect/>
                     </a:stretch>
@@ -1982,7 +2376,7 @@
                     <pic:cNvPicPr/>
                   </pic:nvPicPr>
                   <pic:blipFill>
-                    <a:blip r:embed="rId22"/>
+                    <a:blip r:embed="rId20"/>
                     <a:stretch>
                       <a:fillRect/>
                     </a:stretch>
@@ -2007,39 +2401,164 @@
       <w:pPr>
         <w:pStyle w:val="Heading2"/>
       </w:pPr>
-      <w:bookmarkStart w:id="507" w:name="_TocHO07"/>
-      <w:r>
-        <w:t>Step 7 – Equipment pages and notifications</w:t>
-      </w:r>
-      <w:bookmarkEnd w:id="507"/>
-    </w:p>
-    <w:p>
-      <w:r>
-        <w:rPr>
-          <w:b/>
-        </w:rPr>
-        <w:t>Equipment</w:t>
-      </w:r>
-      <w:r>
-        <w:t xml:space="preserve"> – open </w:t>
-      </w:r>
-      <w:r>
-        <w:rPr>
-          <w:b/>
-        </w:rPr>
-        <w:t>Equipment</w:t>
-      </w:r>
-      <w:r>
-        <w:t xml:space="preserve"> in the menu, or click any tag chip. The tag page shows its type, upper equipment and calibration range, every handover that mentions it (old and new), and a timeline. </w:t>
-      </w:r>
-      <w:r>
-        <w:rPr>
-          <w:b/>
-        </w:rPr>
-        <w:t>New handover</w:t>
-      </w:r>
-      <w:r>
-        <w:t xml:space="preserve"> on this page starts one with the tag already linked.</w:t>
+      <w:bookmarkStart w:id="20" w:name="_TocHO09"/>
+      <w:r>
+        <w:t>Step 7 – Import handovers from Excel</w:t>
+      </w:r>
+      <w:bookmarkEnd w:id="20"/>
+    </w:p>
+    <w:p>
+      <w:r>
+        <w:t xml:space="preserve">Use this to bring your old handovers into the app, or to write several handovers in Excel instead of the form. Nothing is saved until you check the preview and confirm.</w:t>
+      </w:r>
+    </w:p>
+    <w:p>
+      <w:pPr>
+        <w:pStyle w:val="ListParagraph"/>
+        <w:numPr>
+          <w:ilvl w:val="0"/>
+          <w:numId w:val="8"/>
+        </w:numPr>
+      </w:pPr>
+      <w:r>
+        <w:t xml:space="preserve">Open </w:t>
+      </w:r>
+      <w:r>
+        <w:rPr>
+          <w:b/>
+        </w:rPr>
+        <w:t xml:space="preserve">Handovers</w:t>
+      </w:r>
+      <w:r>
+        <w:t xml:space="preserve"> and click </w:t>
+      </w:r>
+      <w:r>
+        <w:rPr>
+          <w:b/>
+        </w:rPr>
+        <w:t xml:space="preserve">Import from Excel</w:t>
+      </w:r>
+      <w:r>
+        <w:t xml:space="preserve"> (the same button is on the New handover form).</w:t>
+      </w:r>
+    </w:p>
+    <w:p>
+      <w:pPr>
+        <w:pStyle w:val="ListParagraph"/>
+        <w:numPr>
+          <w:ilvl w:val="0"/>
+          <w:numId w:val="8"/>
+        </w:numPr>
+      </w:pPr>
+      <w:r>
+        <w:t xml:space="preserve">Click </w:t>
+      </w:r>
+      <w:r>
+        <w:rPr>
+          <w:b/>
+        </w:rPr>
+        <w:t xml:space="preserve">Download empty template</w:t>
+      </w:r>
+      <w:r>
+        <w:t xml:space="preserve">. Its Area, Status and Worked with lists come from the app, so download a fresh copy when staff or areas change.</w:t>
+      </w:r>
+    </w:p>
+    <w:p>
+      <w:pPr>
+        <w:pStyle w:val="ListParagraph"/>
+        <w:numPr>
+          <w:ilvl w:val="0"/>
+          <w:numId w:val="8"/>
+        </w:numPr>
+      </w:pPr>
+      <w:r>
+        <w:t xml:space="preserve">In the </w:t>
+      </w:r>
+      <w:r>
+        <w:rPr>
+          <w:b/>
+        </w:rPr>
+        <w:t xml:space="preserve">Handovers</w:t>
+      </w:r>
+      <w:r>
+        <w:t xml:space="preserve"> sheet, write one handover per row, starting at row 2. </w:t>
+      </w:r>
+      <w:r>
+        <w:rPr>
+          <w:b/>
+        </w:rPr>
+        <w:t xml:space="preserve">Date</w:t>
+      </w:r>
+      <w:r>
+        <w:t xml:space="preserve">, </w:t>
+      </w:r>
+      <w:r>
+        <w:rPr>
+          <w:b/>
+        </w:rPr>
+        <w:t xml:space="preserve">Title</w:t>
+      </w:r>
+      <w:r>
+        <w:t xml:space="preserve"> and </w:t>
+      </w:r>
+      <w:r>
+        <w:rPr>
+          <w:b/>
+        </w:rPr>
+        <w:t xml:space="preserve">Description</w:t>
+      </w:r>
+      <w:r>
+        <w:t xml:space="preserve"> are required; leave the header row as it is. The </w:t>
+      </w:r>
+      <w:r>
+        <w:rPr>
+          <w:b/>
+        </w:rPr>
+        <w:t xml:space="preserve">How to fill</w:t>
+      </w:r>
+      <w:r>
+        <w:t xml:space="preserve"> sheet explains every column.</w:t>
+      </w:r>
+    </w:p>
+    <w:p>
+      <w:pPr>
+        <w:pStyle w:val="ListParagraph"/>
+        <w:numPr>
+          <w:ilvl w:val="0"/>
+          <w:numId w:val="8"/>
+        </w:numPr>
+      </w:pPr>
+      <w:r>
+        <w:rPr>
+          <w:b/>
+        </w:rPr>
+        <w:t xml:space="preserve">Worked with</w:t>
+      </w:r>
+      <w:r>
+        <w:t xml:space="preserve"> – pick a name from the dropdown, or type several names separated by commas, e.g. Walid Nazim, Sayed Hamed. A first name is enough when only one person has it.</w:t>
+      </w:r>
+    </w:p>
+    <w:p>
+      <w:pPr>
+        <w:pStyle w:val="ListParagraph"/>
+        <w:numPr>
+          <w:ilvl w:val="0"/>
+          <w:numId w:val="8"/>
+        </w:numPr>
+      </w:pPr>
+      <w:r>
+        <w:rPr>
+          <w:b/>
+        </w:rPr>
+        <w:t xml:space="preserve">Action required</w:t>
+      </w:r>
+      <w:r>
+        <w:t xml:space="preserve"> – one action per line in the cell (Alt+Enter starts a new line). Each line becomes an open action.</w:t>
+      </w:r>
+    </w:p>
+    <w:p>
+      <w:r>
+        <w:t xml:space="preserve">Example of a filled sheet (the Description, Action required, Equipment tags and Due date columns are hidden in this picture):</w:t>
       </w:r>
     </w:p>
     <w:p>
@@ -2047,22 +2566,115 @@
         <w:rPr>
           <w:noProof/>
         </w:rPr>
-        <w:lastRenderedPageBreak/>
         <w:drawing>
-          <wp:inline distT="0" distB="0" distL="0" distR="0" wp14:anchorId="5C348556" wp14:editId="65EC17AC">
-            <wp:extent cx="5486400" cy="3429000"/>
+          <wp:inline distT="0" distB="0" distL="0" distR="0">
+            <wp:extent cx="5486400" cy="942824"/>
             <wp:effectExtent l="0" t="0" r="0" b="0"/>
-            <wp:docPr id="8" name="image8" descr="Equipment page for a tag"/>
+            <wp:docPr id="303" name="image303" descr="Filled template - one handover per row"/>
             <wp:cNvGraphicFramePr/>
             <a:graphic xmlns:a="http://schemas.openxmlformats.org/drawingml/2006/main">
               <a:graphicData uri="http://schemas.openxmlformats.org/drawingml/2006/picture">
                 <pic:pic xmlns:pic="http://schemas.openxmlformats.org/drawingml/2006/picture">
                   <pic:nvPicPr>
-                    <pic:cNvPr id="8" name="image8" descr="Equipment page for a tag"/>
+                    <pic:cNvPr id="303" name="image303" descr="Filled template - one handover per row"/>
                     <pic:cNvPicPr/>
                   </pic:nvPicPr>
                   <pic:blipFill>
-                    <a:blip r:embed="rId12"/>
+                    <a:blip r:embed="rId303"/>
+                    <a:stretch>
+                      <a:fillRect/>
+                    </a:stretch>
+                  </pic:blipFill>
+                  <pic:spPr>
+                    <a:xfrm>
+                      <a:off x="0" y="0"/>
+                      <a:ext cx="5486400" cy="942824"/>
+                    </a:xfrm>
+                    <a:prstGeom prst="rect">
+                      <a:avLst/>
+                    </a:prstGeom>
+                  </pic:spPr>
+                </pic:pic>
+              </a:graphicData>
+            </a:graphic>
+          </wp:inline>
+        </w:drawing>
+      </w:r>
+    </w:p>
+    <w:p>
+      <w:pPr>
+        <w:pStyle w:val="ListParagraph"/>
+        <w:numPr>
+          <w:ilvl w:val="0"/>
+          <w:numId w:val="8"/>
+        </w:numPr>
+      </w:pPr>
+      <w:r>
+        <w:t xml:space="preserve">Save the file. Back in the app, drag and drop it on the dashed box, or click </w:t>
+      </w:r>
+      <w:r>
+        <w:rPr>
+          <w:b/>
+        </w:rPr>
+        <w:t xml:space="preserve">Choose Excel file…</w:t>
+      </w:r>
+      <w:r>
+        <w:t xml:space="preserve">.</w:t>
+      </w:r>
+    </w:p>
+    <w:p>
+      <w:pPr>
+        <w:pStyle w:val="ListParagraph"/>
+        <w:numPr>
+          <w:ilvl w:val="0"/>
+          <w:numId w:val="8"/>
+        </w:numPr>
+      </w:pPr>
+      <w:r>
+        <w:t xml:space="preserve">Check the preview. Rows in red are skipped (for example a missing date or description); rows in yellow are imported with a note (a new tag or area, or a name that could be several people).</w:t>
+      </w:r>
+    </w:p>
+    <w:p>
+      <w:pPr>
+        <w:pStyle w:val="ListParagraph"/>
+        <w:numPr>
+          <w:ilvl w:val="0"/>
+          <w:numId w:val="8"/>
+        </w:numPr>
+      </w:pPr>
+      <w:r>
+        <w:t xml:space="preserve">Click </w:t>
+      </w:r>
+      <w:r>
+        <w:rPr>
+          <w:b/>
+        </w:rPr>
+        <w:t xml:space="preserve">Import … handovers</w:t>
+      </w:r>
+      <w:r>
+        <w:t xml:space="preserve"> and confirm.</w:t>
+      </w:r>
+    </w:p>
+    <w:p>
+      <w:r>
+        <w:rPr>
+          <w:noProof/>
+        </w:rPr>
+        <w:drawing>
+          <wp:inline distT="0" distB="0" distL="0" distR="0">
+            <wp:extent cx="5486400" cy="3429000"/>
+            <wp:effectExtent l="0" t="0" r="0" b="0"/>
+            <wp:docPr id="304" name="image304" descr="Import from Excel page - drag and drop or choose the file"/>
+            <wp:cNvGraphicFramePr/>
+            <a:graphic xmlns:a="http://schemas.openxmlformats.org/drawingml/2006/main">
+              <a:graphicData uri="http://schemas.openxmlformats.org/drawingml/2006/picture">
+                <pic:pic xmlns:pic="http://schemas.openxmlformats.org/drawingml/2006/picture">
+                  <pic:nvPicPr>
+                    <pic:cNvPr id="304" name="image304" descr="Import from Excel page - drag and drop or choose the file"/>
+                    <pic:cNvPicPr/>
+                  </pic:nvPicPr>
+                  <pic:blipFill>
+                    <a:blip r:embed="rId304"/>
                     <a:stretch>
                       <a:fillRect/>
                     </a:stretch>
@@ -2086,43 +2698,133 @@
     <w:p>
       <w:r>
         <w:rPr>
-          <w:b/>
-        </w:rPr>
-        <w:t>Notifications</w:t>
-      </w:r>
-      <w:r>
-        <w:t xml:space="preserve"> – the red number on the bell and in the menu counts what is new: handovers, comments, attachments, status changes and deletions by others. Click a notification to open the handover; it is marked read and the count drops. </w:t>
-      </w:r>
-      <w:r>
-        <w:rPr>
-          <w:b/>
-        </w:rPr>
-        <w:t xml:space="preserve">Mark all as read</w:t>
-      </w:r>
-      <w:r>
-        <w:t xml:space="preserve"> clears the count.</w:t>
-      </w:r>
-    </w:p>
-    <w:p>
-      <w:r>
-        <w:rPr>
           <w:noProof/>
         </w:rPr>
         <w:drawing>
-          <wp:inline distT="0" distB="0" distL="0" distR="0" wp14:anchorId="2D54FCC0" wp14:editId="30710E5E">
-            <wp:extent cx="5486400" cy="3429000"/>
+          <wp:inline distT="0" distB="0" distL="0" distR="0">
+            <wp:extent cx="5486400" cy="2594770"/>
             <wp:effectExtent l="0" t="0" r="0" b="0"/>
-            <wp:docPr id="9" name="image9" descr="Notifications"/>
+            <wp:docPr id="305" name="image305" descr="Preview before importing"/>
             <wp:cNvGraphicFramePr/>
             <a:graphic xmlns:a="http://schemas.openxmlformats.org/drawingml/2006/main">
               <a:graphicData uri="http://schemas.openxmlformats.org/drawingml/2006/picture">
                 <pic:pic xmlns:pic="http://schemas.openxmlformats.org/drawingml/2006/picture">
                   <pic:nvPicPr>
-                    <pic:cNvPr id="9" name="image9" descr="Notifications"/>
+                    <pic:cNvPr id="305" name="image305" descr="Preview before importing"/>
                     <pic:cNvPicPr/>
                   </pic:nvPicPr>
                   <pic:blipFill>
-                    <a:blip r:embed="rId13"/>
+                    <a:blip r:embed="rId305"/>
+                    <a:stretch>
+                      <a:fillRect/>
+                    </a:stretch>
+                  </pic:blipFill>
+                  <pic:spPr>
+                    <a:xfrm>
+                      <a:off x="0" y="0"/>
+                      <a:ext cx="5486400" cy="2594770"/>
+                    </a:xfrm>
+                    <a:prstGeom prst="rect">
+                      <a:avLst/>
+                    </a:prstGeom>
+                  </pic:spPr>
+                </pic:pic>
+              </a:graphicData>
+            </a:graphic>
+          </wp:inline>
+        </w:drawing>
+      </w:r>
+    </w:p>
+    <w:p>
+      <w:r>
+        <w:t xml:space="preserve">The handovers are saved under your name with the dates from the sheet, and their activity shows </w:t>
+      </w:r>
+      <w:r>
+        <w:rPr>
+          <w:b/>
+        </w:rPr>
+        <w:t xml:space="preserve">Imported from Excel</w:t>
+      </w:r>
+      <w:r>
+        <w:t xml:space="preserve">. You can edit them like any handover you wrote.</w:t>
+      </w:r>
+    </w:p>
+    <w:p>
+      <w:r>
+        <w:t xml:space="preserve">Importing the same file again does not create duplicates: rows with the same date and title as one of your handovers are skipped. Up to 500 rows per file.</w:t>
+      </w:r>
+    </w:p>
+    <w:p>
+      <w:r>
+        <w:rPr>
+          <w:b/>
+        </w:rPr>
+        <w:t xml:space="preserve">Managers: </w:t>
+      </w:r>
+      <w:r>
+        <w:t xml:space="preserve">in the managers' view the imported handovers go to the managers' database. In the engineers' view the app asks whether they are for engineers and managers, or managers only.</w:t>
+      </w:r>
+    </w:p>
+    <w:p>
+      <w:pPr>
+        <w:pStyle w:val="Heading2"/>
+      </w:pPr>
+      <w:bookmarkStart w:id="8" w:name="_TocHO07"/>
+      <w:r>
+        <w:lastRenderedPageBreak/>
+        <w:t>Step 8 – Equipment pages and notifications</w:t>
+      </w:r>
+      <w:bookmarkEnd w:id="8"/>
+    </w:p>
+    <w:p>
+      <w:r>
+        <w:rPr>
+          <w:b/>
+        </w:rPr>
+        <w:t>Equipment</w:t>
+      </w:r>
+      <w:r>
+        <w:t xml:space="preserve"> – open </w:t>
+      </w:r>
+      <w:r>
+        <w:rPr>
+          <w:b/>
+        </w:rPr>
+        <w:t>Equipment</w:t>
+      </w:r>
+      <w:r>
+        <w:t xml:space="preserve"> in the menu, or click any tag chip. The tag page shows its type, upper equipment and calibration range, every handover that mentions it (old and new), and a timeline. </w:t>
+      </w:r>
+      <w:r>
+        <w:rPr>
+          <w:b/>
+        </w:rPr>
+        <w:t>New handover</w:t>
+      </w:r>
+      <w:r>
+        <w:t xml:space="preserve"> on this page starts one with the tag already linked.</w:t>
+      </w:r>
+    </w:p>
+    <w:p>
+      <w:r>
+        <w:rPr>
+          <w:noProof/>
+        </w:rPr>
+        <w:drawing>
+          <wp:inline distT="0" distB="0" distL="0" distR="0" wp14:anchorId="5C348556" wp14:editId="65EC17AC">
+            <wp:extent cx="5486400" cy="3429000"/>
+            <wp:effectExtent l="0" t="0" r="0" b="0"/>
+            <wp:docPr id="8" name="image8" descr="Equipment page for a tag"/>
+            <wp:cNvGraphicFramePr/>
+            <a:graphic xmlns:a="http://schemas.openxmlformats.org/drawingml/2006/main">
+              <a:graphicData uri="http://schemas.openxmlformats.org/drawingml/2006/picture">
+                <pic:pic xmlns:pic="http://schemas.openxmlformats.org/drawingml/2006/picture">
+                  <pic:nvPicPr>
+                    <pic:cNvPr id="8" name="image8" descr="Equipment page for a tag"/>
+                    <pic:cNvPicPr/>
+                  </pic:nvPicPr>
+                  <pic:blipFill>
+                    <a:blip r:embed="rId21"/>
                     <a:stretch>
                       <a:fillRect/>
                     </a:stretch>
@@ -2144,110 +2846,46 @@
       </w:r>
     </w:p>
     <w:p>
-      <w:pPr>
-        <w:pStyle w:val="Heading2"/>
-      </w:pPr>
-      <w:bookmarkStart w:id="508" w:name="_TocHO08"/>
-      <w:r>
+      <w:r>
+        <w:rPr>
+          <w:b/>
+        </w:rPr>
+        <w:t>Notifications</w:t>
+      </w:r>
+      <w:r>
+        <w:t xml:space="preserve"> – the red number on the bell and in the menu counts what is new: handovers, comments, actions added or completed, attachments, status changes and deletions by others. Click a notification to open the handover; it is marked read and the count drops. Opening the handover any other way marks it read too. </w:t>
+      </w:r>
+      <w:r>
+        <w:rPr>
+          <w:b/>
+        </w:rPr>
+        <w:t>Mark all as read</w:t>
+      </w:r>
+      <w:r>
+        <w:t xml:space="preserve"> clears the count.</w:t>
+      </w:r>
+    </w:p>
+    <w:p>
+      <w:r>
+        <w:rPr>
+          <w:noProof/>
+        </w:rPr>
         <w:lastRenderedPageBreak/>
-        <w:t>Step 8 – Profile and Administration</w:t>
-      </w:r>
-      <w:bookmarkEnd w:id="508"/>
-    </w:p>
-    <w:p>
-      <w:r>
-        <w:rPr>
-          <w:b/>
-        </w:rPr>
-        <w:t>Profile</w:t>
-      </w:r>
-      <w:r>
-        <w:t xml:space="preserve"> (click your name, top right):</w:t>
-      </w:r>
-    </w:p>
-    <w:p>
-      <w:pPr>
-        <w:pStyle w:val="ListParagraph"/>
-        <w:numPr>
-          <w:ilvl w:val="0"/>
-          <w:numId w:val="6"/>
-        </w:numPr>
-      </w:pPr>
-      <w:r>
-        <w:rPr>
-          <w:b/>
-        </w:rPr>
-        <w:t>Change my password</w:t>
-      </w:r>
-      <w:r>
-        <w:t xml:space="preserve"> – current password, new password twice, </w:t>
-      </w:r>
-      <w:r>
-        <w:rPr>
-          <w:b/>
-        </w:rPr>
-        <w:t>Save</w:t>
-      </w:r>
-      <w:r>
-        <w:t>.</w:t>
-      </w:r>
-    </w:p>
-    <w:p>
-      <w:pPr>
-        <w:pStyle w:val="ListParagraph"/>
-        <w:numPr>
-          <w:ilvl w:val="0"/>
-          <w:numId w:val="6"/>
-        </w:numPr>
-      </w:pPr>
-      <w:r>
-        <w:rPr>
-          <w:b/>
-        </w:rPr>
-        <w:t>Switch user</w:t>
-      </w:r>
-      <w:r>
-        <w:t xml:space="preserve"> – hand the PC to a colleague without closing the browser.</w:t>
-      </w:r>
-    </w:p>
-    <w:p>
-      <w:pPr>
-        <w:pStyle w:val="ListParagraph"/>
-        <w:numPr>
-          <w:ilvl w:val="0"/>
-          <w:numId w:val="6"/>
-        </w:numPr>
-      </w:pPr>
-      <w:r>
-        <w:rPr>
-          <w:b/>
-        </w:rPr>
-        <w:t>My handovers</w:t>
-      </w:r>
-      <w:r>
-        <w:t xml:space="preserve"> – everything you wrote.</w:t>
-      </w:r>
-    </w:p>
-    <w:p>
-      <w:r>
-        <w:rPr>
-          <w:noProof/>
-        </w:rPr>
         <w:drawing>
-          <wp:inline distT="0" distB="0" distL="0" distR="0" wp14:anchorId="7C4103F6" wp14:editId="6541F012">
+          <wp:inline distT="0" distB="0" distL="0" distR="0" wp14:anchorId="2D54FCC0" wp14:editId="30710E5E">
             <wp:extent cx="5486400" cy="3429000"/>
             <wp:effectExtent l="0" t="0" r="0" b="0"/>
-            <wp:docPr id="10" name="image10" descr="Profile"/>
+            <wp:docPr id="9" name="image9" descr="Notifications"/>
             <wp:cNvGraphicFramePr/>
             <a:graphic xmlns:a="http://schemas.openxmlformats.org/drawingml/2006/main">
               <a:graphicData uri="http://schemas.openxmlformats.org/drawingml/2006/picture">
                 <pic:pic xmlns:pic="http://schemas.openxmlformats.org/drawingml/2006/picture">
                   <pic:nvPicPr>
-                    <pic:cNvPr id="10" name="image10" descr="Profile"/>
+                    <pic:cNvPr id="9" name="image9" descr="Notifications"/>
                     <pic:cNvPicPr/>
                   </pic:nvPicPr>
                   <pic:blipFill>
-                    <a:blip r:embed="rId14"/>
+                    <a:blip r:embed="rId22"/>
                     <a:stretch>
                       <a:fillRect/>
                     </a:stretch>
@@ -2269,23 +2907,24 @@
       </w:r>
     </w:p>
     <w:p>
-      <w:r>
-        <w:rPr>
-          <w:b/>
-        </w:rPr>
-        <w:t>Administration</w:t>
-      </w:r>
-      <w:r>
-        <w:t xml:space="preserve"> (left menu) asks for the administration password, which the department head keeps. </w:t>
-      </w:r>
-      <w:r>
-        <w:rPr>
-          <w:b/>
-        </w:rPr>
-        <w:t xml:space="preserve">Lock again</w:t>
-      </w:r>
-      <w:r>
-        <w:t xml:space="preserve"> when you finish. From there an administrator can:</w:t>
+      <w:pPr>
+        <w:pStyle w:val="Heading2"/>
+      </w:pPr>
+      <w:bookmarkStart w:id="9" w:name="_TocHO08"/>
+      <w:r>
+        <w:t>Step 9 – Profile and Administration</w:t>
+      </w:r>
+      <w:bookmarkEnd w:id="9"/>
+    </w:p>
+    <w:p>
+      <w:r>
+        <w:rPr>
+          <w:b/>
+        </w:rPr>
+        <w:t>Profile</w:t>
+      </w:r>
+      <w:r>
+        <w:t xml:space="preserve"> (click your name, top right):</w:t>
       </w:r>
     </w:p>
     <w:p>
@@ -2293,11 +2932,26 @@
         <w:pStyle w:val="ListParagraph"/>
         <w:numPr>
           <w:ilvl w:val="0"/>
-          <w:numId w:val="7"/>
+          <w:numId w:val="6"/>
         </w:numPr>
       </w:pPr>
       <w:r>
-        <w:t>add or remove plant areas;</w:t>
+        <w:rPr>
+          <w:b/>
+        </w:rPr>
+        <w:t>Change my password</w:t>
+      </w:r>
+      <w:r>
+        <w:t xml:space="preserve"> – current password, new password twice, </w:t>
+      </w:r>
+      <w:r>
+        <w:rPr>
+          <w:b/>
+        </w:rPr>
+        <w:t>Save</w:t>
+      </w:r>
+      <w:r>
+        <w:t>.</w:t>
       </w:r>
     </w:p>
     <w:p>
@@ -2305,11 +2959,17 @@
         <w:pStyle w:val="ListParagraph"/>
         <w:numPr>
           <w:ilvl w:val="0"/>
-          <w:numId w:val="7"/>
+          <w:numId w:val="6"/>
         </w:numPr>
       </w:pPr>
       <w:r>
-        <w:t>add, edit or deactivate staff and set each person's role (engineer, supervisor, technician) – only engineers can sign in;</w:t>
+        <w:rPr>
+          <w:b/>
+        </w:rPr>
+        <w:t>Switch user</w:t>
+      </w:r>
+      <w:r>
+        <w:t xml:space="preserve"> – hand the PC to a colleague without closing the browser.</w:t>
       </w:r>
     </w:p>
     <w:p>
@@ -2317,68 +2977,17 @@
         <w:pStyle w:val="ListParagraph"/>
         <w:numPr>
           <w:ilvl w:val="0"/>
-          <w:numId w:val="7"/>
+          <w:numId w:val="6"/>
         </w:numPr>
       </w:pPr>
       <w:r>
         <w:rPr>
           <w:b/>
         </w:rPr>
-        <w:t>Reset password</w:t>
-      </w:r>
-      <w:r>
-        <w:t xml:space="preserve"> for someone who forgot theirs;</w:t>
-      </w:r>
-    </w:p>
-    <w:p>
-      <w:pPr>
-        <w:pStyle w:val="ListParagraph"/>
-        <w:numPr>
-          <w:ilvl w:val="0"/>
-          <w:numId w:val="7"/>
-        </w:numPr>
-      </w:pPr>
-      <w:r>
-        <w:t>add equipment tags, import a tag list, and set the area for many tags at once;</w:t>
-      </w:r>
-    </w:p>
-    <w:p>
-      <w:pPr>
-        <w:pStyle w:val="ListParagraph"/>
-        <w:numPr>
-          <w:ilvl w:val="0"/>
-          <w:numId w:val="7"/>
-        </w:numPr>
-      </w:pPr>
-      <w:r>
-        <w:rPr>
-          <w:b/>
-        </w:rPr>
-        <w:t>Restore</w:t>
-      </w:r>
-      <w:r>
-        <w:t xml:space="preserve"> a deleted handover from </w:t>
-      </w:r>
-      <w:r>
-        <w:rPr>
-          <w:b/>
-        </w:rPr>
-        <w:t>Deleted handovers</w:t>
-      </w:r>
-      <w:r>
-        <w:t>;</w:t>
-      </w:r>
-    </w:p>
-    <w:p>
-      <w:pPr>
-        <w:pStyle w:val="ListParagraph"/>
-        <w:numPr>
-          <w:ilvl w:val="0"/>
-          <w:numId w:val="7"/>
-        </w:numPr>
-      </w:pPr>
-      <w:r>
-        <w:t>import the old Excel handovers and download a backup.</w:t>
+        <w:t>My handovers</w:t>
+      </w:r>
+      <w:r>
+        <w:t xml:space="preserve"> – everything you wrote.</w:t>
       </w:r>
     </w:p>
     <w:p>
@@ -2388,20 +2997,20 @@
         </w:rPr>
         <w:lastRenderedPageBreak/>
         <w:drawing>
-          <wp:inline distT="0" distB="0" distL="0" distR="0" wp14:anchorId="2DA3DE8C" wp14:editId="029D6BF1">
+          <wp:inline distT="0" distB="0" distL="0" distR="0" wp14:anchorId="7C4103F6" wp14:editId="6541F012">
             <wp:extent cx="5486400" cy="3429000"/>
             <wp:effectExtent l="0" t="0" r="0" b="0"/>
-            <wp:docPr id="11" name="image11" descr="Administration"/>
+            <wp:docPr id="10" name="image10" descr="Profile"/>
             <wp:cNvGraphicFramePr/>
             <a:graphic xmlns:a="http://schemas.openxmlformats.org/drawingml/2006/main">
               <a:graphicData uri="http://schemas.openxmlformats.org/drawingml/2006/picture">
                 <pic:pic xmlns:pic="http://schemas.openxmlformats.org/drawingml/2006/picture">
                   <pic:nvPicPr>
-                    <pic:cNvPr id="11" name="image11" descr="Administration"/>
+                    <pic:cNvPr id="10" name="image10" descr="Profile"/>
                     <pic:cNvPicPr/>
                   </pic:nvPicPr>
                   <pic:blipFill>
-                    <a:blip r:embed="rId15"/>
+                    <a:blip r:embed="rId23"/>
                     <a:stretch>
                       <a:fillRect/>
                     </a:stretch>
@@ -2427,7 +3036,251 @@
         <w:rPr>
           <w:b/>
         </w:rPr>
-        <w:t xml:space="preserve">Deleted handovers</w:t>
+        <w:t>Administration</w:t>
+      </w:r>
+      <w:r>
+        <w:t xml:space="preserve"> (left menu) asks for the administration password, which the department head keeps. </w:t>
+      </w:r>
+      <w:r>
+        <w:rPr>
+          <w:b/>
+        </w:rPr>
+        <w:t>Lock again</w:t>
+      </w:r>
+      <w:r>
+        <w:t xml:space="preserve"> when you finish. From there an administrator can:</w:t>
+      </w:r>
+    </w:p>
+    <w:p>
+      <w:pPr>
+        <w:pStyle w:val="ListParagraph"/>
+        <w:numPr>
+          <w:ilvl w:val="0"/>
+          <w:numId w:val="7"/>
+        </w:numPr>
+      </w:pPr>
+      <w:r>
+        <w:t>add or remove plant areas;</w:t>
+      </w:r>
+    </w:p>
+    <w:p>
+      <w:pPr>
+        <w:pStyle w:val="ListParagraph"/>
+        <w:numPr>
+          <w:ilvl w:val="0"/>
+          <w:numId w:val="7"/>
+        </w:numPr>
+      </w:pPr>
+      <w:r>
+        <w:t>add, edit or deactivate staff and set each person's role (engineer, manager, supervisor, technician) – only engineers and managers can sign in;</w:t>
+      </w:r>
+    </w:p>
+    <w:p>
+      <w:pPr>
+        <w:pStyle w:val="ListParagraph"/>
+        <w:numPr>
+          <w:ilvl w:val="0"/>
+          <w:numId w:val="7"/>
+        </w:numPr>
+      </w:pPr>
+      <w:r>
+        <w:rPr>
+          <w:b/>
+        </w:rPr>
+        <w:t>Reset password</w:t>
+      </w:r>
+      <w:r>
+        <w:t xml:space="preserve"> for someone who forgot theirs;</w:t>
+      </w:r>
+    </w:p>
+    <w:p>
+      <w:pPr>
+        <w:pStyle w:val="ListParagraph"/>
+        <w:numPr>
+          <w:ilvl w:val="0"/>
+          <w:numId w:val="7"/>
+        </w:numPr>
+      </w:pPr>
+      <w:r>
+        <w:t>add equipment tags, import a tag list, and set the area for many tags at once;</w:t>
+      </w:r>
+    </w:p>
+    <w:p>
+      <w:pPr>
+        <w:pStyle w:val="ListParagraph"/>
+        <w:numPr>
+          <w:ilvl w:val="0"/>
+          <w:numId w:val="7"/>
+        </w:numPr>
+      </w:pPr>
+      <w:r>
+        <w:rPr>
+          <w:b/>
+        </w:rPr>
+        <w:t>Restore</w:t>
+      </w:r>
+      <w:r>
+        <w:t xml:space="preserve"> a deleted handover from </w:t>
+      </w:r>
+      <w:r>
+        <w:rPr>
+          <w:b/>
+        </w:rPr>
+        <w:t>Deleted handovers</w:t>
+      </w:r>
+      <w:r>
+        <w:t>;</w:t>
+      </w:r>
+    </w:p>
+    <w:p>
+      <w:pPr>
+        <w:pStyle w:val="ListParagraph"/>
+        <w:numPr>
+          <w:ilvl w:val="0"/>
+          <w:numId w:val="7"/>
+        </w:numPr>
+      </w:pPr>
+      <w:r>
+        <w:t xml:space="preserve">download a backup;</w:t>
+      </w:r>
+    </w:p>
+    <w:p>
+      <w:pPr>
+        <w:pStyle w:val="ListParagraph"/>
+        <w:numPr>
+          <w:ilvl w:val="0"/>
+          <w:numId w:val="7"/>
+        </w:numPr>
+      </w:pPr>
+      <w:r>
+        <w:rPr>
+          <w:b/>
+        </w:rPr>
+        <w:t xml:space="preserve">Import handovers – one database at a time: </w:t>
+      </w:r>
+      <w:r>
+        <w:t xml:space="preserve">an </w:t>
+      </w:r>
+      <w:r>
+        <w:rPr>
+          <w:b/>
+        </w:rPr>
+        <w:t xml:space="preserve">Engineers' database</w:t>
+      </w:r>
+      <w:r>
+        <w:t xml:space="preserve"> card and a </w:t>
+      </w:r>
+      <w:r>
+        <w:rPr>
+          <w:b/>
+        </w:rPr>
+        <w:t xml:space="preserve">Managers' database</w:t>
+      </w:r>
+      <w:r>
+        <w:t xml:space="preserve"> card. Each has </w:t>
+      </w:r>
+      <w:r>
+        <w:rPr>
+          <w:b/>
+        </w:rPr>
+        <w:t xml:space="preserve">Import old handovers…</w:t>
+      </w:r>
+      <w:r>
+        <w:t xml:space="preserve"> (the old Excel handover sheets or an archive file; replaces only that database's old archive) and the bulk template import (Download bulk template / Open bulk import – every row is saved in that database, whoever wrote it, up to 3,000 rows per file).</w:t>
+      </w:r>
+    </w:p>
+    <w:p>
+      <w:r>
+        <w:rPr>
+          <w:noProof/>
+        </w:rPr>
+        <w:lastRenderedPageBreak/>
+        <w:drawing>
+          <wp:inline distT="0" distB="0" distL="0" distR="0" wp14:anchorId="2DA3DE8C" wp14:editId="029D6BF1">
+            <wp:extent cx="5486400" cy="3429000"/>
+            <wp:effectExtent l="0" t="0" r="0" b="0"/>
+            <wp:docPr id="11" name="image11" descr="Administration"/>
+            <wp:cNvGraphicFramePr/>
+            <a:graphic xmlns:a="http://schemas.openxmlformats.org/drawingml/2006/main">
+              <a:graphicData uri="http://schemas.openxmlformats.org/drawingml/2006/picture">
+                <pic:pic xmlns:pic="http://schemas.openxmlformats.org/drawingml/2006/picture">
+                  <pic:nvPicPr>
+                    <pic:cNvPr id="11" name="image11" descr="Administration"/>
+                    <pic:cNvPicPr/>
+                  </pic:nvPicPr>
+                  <pic:blipFill>
+                    <a:blip r:embed="rId24"/>
+                    <a:stretch>
+                      <a:fillRect/>
+                    </a:stretch>
+                  </pic:blipFill>
+                  <pic:spPr>
+                    <a:xfrm>
+                      <a:off x="0" y="0"/>
+                      <a:ext cx="5486400" cy="3429000"/>
+                    </a:xfrm>
+                    <a:prstGeom prst="rect">
+                      <a:avLst/>
+                    </a:prstGeom>
+                  </pic:spPr>
+                </pic:pic>
+              </a:graphicData>
+            </a:graphic>
+          </wp:inline>
+        </w:drawing>
+      </w:r>
+    </w:p>
+    <w:p>
+      <w:r>
+        <w:t xml:space="preserve">The two import cards in Administration:</w:t>
+      </w:r>
+    </w:p>
+    <w:p>
+      <w:r>
+        <w:rPr>
+          <w:noProof/>
+        </w:rPr>
+        <w:drawing>
+          <wp:inline distT="0" distB="0" distL="0" distR="0">
+            <wp:extent cx="5486400" cy="2217282"/>
+            <wp:effectExtent l="0" t="0" r="0" b="0"/>
+            <wp:docPr id="306" name="image306" descr="Bulk import card in Administration"/>
+            <wp:cNvGraphicFramePr/>
+            <a:graphic xmlns:a="http://schemas.openxmlformats.org/drawingml/2006/main">
+              <a:graphicData uri="http://schemas.openxmlformats.org/drawingml/2006/picture">
+                <pic:pic xmlns:pic="http://schemas.openxmlformats.org/drawingml/2006/picture">
+                  <pic:nvPicPr>
+                    <pic:cNvPr id="306" name="image306" descr="Bulk import card in Administration"/>
+                    <pic:cNvPicPr/>
+                  </pic:nvPicPr>
+                  <pic:blipFill>
+                    <a:blip r:embed="rId306"/>
+                    <a:stretch>
+                      <a:fillRect/>
+                    </a:stretch>
+                  </pic:blipFill>
+                  <pic:spPr>
+                    <a:xfrm>
+                      <a:off x="0" y="0"/>
+                      <a:ext cx="5486400" cy="2217282"/>
+                    </a:xfrm>
+                    <a:prstGeom prst="rect">
+                      <a:avLst/>
+                    </a:prstGeom>
+                  </pic:spPr>
+                </pic:pic>
+              </a:graphicData>
+            </a:graphic>
+          </wp:inline>
+        </w:drawing>
+      </w:r>
+    </w:p>
+    <w:p>
+      <w:r>
+        <w:rPr>
+          <w:b/>
+        </w:rPr>
+        <w:t>Deleted handovers</w:t>
       </w:r>
       <w:r>
         <w:t xml:space="preserve"> (in Administration) – click </w:t>
@@ -2436,7 +3289,7 @@
         <w:rPr>
           <w:b/>
         </w:rPr>
-        <w:t xml:space="preserve">Restore</w:t>
+        <w:t>Restore</w:t>
       </w:r>
       <w:r>
         <w:t xml:space="preserve"> to put a handover back exactly as it was:</w:t>
@@ -2461,7 +3314,7 @@
                     <pic:cNvPicPr/>
                   </pic:nvPicPr>
                   <pic:blipFill>
-                    <a:blip r:embed="rId23"/>
+                    <a:blip r:embed="rId25"/>
                     <a:stretch>
                       <a:fillRect/>
                     </a:stretch>
@@ -2482,8 +3335,395 @@
         </w:drawing>
       </w:r>
     </w:p>
+    <w:p>
+      <w:pPr>
+        <w:pStyle w:val="Heading2"/>
+        <w:pageBreakBefore/>
+      </w:pPr>
+      <w:bookmarkStart w:id="21" w:name="_TocHO10"/>
+      <w:r>
+        <w:t>Step 10 – For managers: managers’ and engineers’ databases</w:t>
+      </w:r>
+      <w:bookmarkEnd w:id="21"/>
+    </w:p>
+    <w:p>
+      <w:r>
+        <w:t xml:space="preserve">Staff with the </w:t>
+      </w:r>
+      <w:r>
+        <w:rPr>
+          <w:b/>
+        </w:rPr>
+        <w:t xml:space="preserve">Manager</w:t>
+      </w:r>
+      <w:r>
+        <w:t xml:space="preserve"> role (set in Administration) work with two databases kept in the same data folder:</w:t>
+      </w:r>
+    </w:p>
+    <w:p>
+      <w:pPr>
+        <w:pStyle w:val="ListParagraph"/>
+        <w:numPr>
+          <w:ilvl w:val="0"/>
+          <w:numId w:val="7"/>
+        </w:numPr>
+      </w:pPr>
+      <w:r>
+        <w:rPr>
+          <w:b/>
+        </w:rPr>
+        <w:t xml:space="preserve">Managers' database</w:t>
+      </w:r>
+      <w:r>
+        <w:t xml:space="preserve"> – handovers written for managers, plus the old managers' handover sheet. Only managers can see it.</w:t>
+      </w:r>
+    </w:p>
+    <w:p>
+      <w:pPr>
+        <w:pStyle w:val="ListParagraph"/>
+        <w:numPr>
+          <w:ilvl w:val="0"/>
+          <w:numId w:val="7"/>
+        </w:numPr>
+      </w:pPr>
+      <w:r>
+        <w:rPr>
+          <w:b/>
+        </w:rPr>
+        <w:t xml:space="preserve">Engineers' database</w:t>
+      </w:r>
+      <w:r>
+        <w:t xml:space="preserve"> – the handovers every engineer sees, plus the old engineers' handover sheets.</w:t>
+      </w:r>
+    </w:p>
+    <w:p>
+      <w:pPr>
+        <w:pStyle w:val="ListParagraph"/>
+        <w:numPr>
+          <w:ilvl w:val="0"/>
+          <w:numId w:val="9"/>
+        </w:numPr>
+      </w:pPr>
+      <w:r>
+        <w:t xml:space="preserve">After signing in, choose </w:t>
+      </w:r>
+      <w:r>
+        <w:rPr>
+          <w:b/>
+        </w:rPr>
+        <w:t xml:space="preserve">Managers' handovers</w:t>
+      </w:r>
+      <w:r>
+        <w:t xml:space="preserve"> or </w:t>
+      </w:r>
+      <w:r>
+        <w:rPr>
+          <w:b/>
+        </w:rPr>
+        <w:t xml:space="preserve">Engineers' handovers</w:t>
+      </w:r>
+      <w:r>
+        <w:t xml:space="preserve">. Each card shows how many handovers it holds; the one you used last is marked.</w:t>
+      </w:r>
+    </w:p>
+    <w:p>
+      <w:r>
+        <w:rPr>
+          <w:noProof/>
+        </w:rPr>
+        <w:drawing>
+          <wp:inline distT="0" distB="0" distL="0" distR="0">
+            <wp:extent cx="3108960" cy="3467686"/>
+            <wp:effectExtent l="0" t="0" r="0" b="0"/>
+            <wp:docPr id="402" name="image402" descr="Choose the managers' or the engineers' handovers"/>
+            <wp:cNvGraphicFramePr/>
+            <a:graphic xmlns:a="http://schemas.openxmlformats.org/drawingml/2006/main">
+              <a:graphicData uri="http://schemas.openxmlformats.org/drawingml/2006/picture">
+                <pic:pic xmlns:pic="http://schemas.openxmlformats.org/drawingml/2006/picture">
+                  <pic:nvPicPr>
+                    <pic:cNvPr id="402" name="image402" descr="Choose the managers' or the engineers' handovers"/>
+                    <pic:cNvPicPr/>
+                  </pic:nvPicPr>
+                  <pic:blipFill>
+                    <a:blip r:embed="rId402"/>
+                    <a:stretch>
+                      <a:fillRect/>
+                    </a:stretch>
+                  </pic:blipFill>
+                  <pic:spPr>
+                    <a:xfrm>
+                      <a:off x="0" y="0"/>
+                      <a:ext cx="3108960" cy="3467686"/>
+                    </a:xfrm>
+                    <a:prstGeom prst="rect">
+                      <a:avLst/>
+                    </a:prstGeom>
+                  </pic:spPr>
+                </pic:pic>
+              </a:graphicData>
+            </a:graphic>
+          </wp:inline>
+        </w:drawing>
+      </w:r>
+    </w:p>
+    <w:p>
+      <w:pPr>
+        <w:pStyle w:val="ListParagraph"/>
+        <w:numPr>
+          <w:ilvl w:val="0"/>
+          <w:numId w:val="9"/>
+        </w:numPr>
+      </w:pPr>
+      <w:r>
+        <w:t xml:space="preserve">Change at any time with the </w:t>
+      </w:r>
+      <w:r>
+        <w:rPr>
+          <w:b/>
+        </w:rPr>
+        <w:t xml:space="preserve">Managers | Engineers</w:t>
+      </w:r>
+      <w:r>
+        <w:t xml:space="preserve"> switch at the top. In the managers' view a purple line runs under the top bar and the pages say </w:t>
+      </w:r>
+      <w:r>
+        <w:rPr>
+          <w:b/>
+        </w:rPr>
+        <w:t xml:space="preserve">Managers' database</w:t>
+      </w:r>
+      <w:r>
+        <w:t xml:space="preserve">.</w:t>
+      </w:r>
+    </w:p>
+    <w:p>
+      <w:pPr>
+        <w:pStyle w:val="ListParagraph"/>
+        <w:numPr>
+          <w:ilvl w:val="0"/>
+          <w:numId w:val="9"/>
+        </w:numPr>
+      </w:pPr>
+      <w:r>
+        <w:t xml:space="preserve">Everything follows the view you are in: the dashboard counts, the list, search, equipment history, notifications and the CSV export.</w:t>
+      </w:r>
+    </w:p>
+    <w:p>
+      <w:r>
+        <w:rPr>
+          <w:noProof/>
+        </w:rPr>
+        <w:drawing>
+          <wp:inline distT="0" distB="0" distL="0" distR="0">
+            <wp:extent cx="5486400" cy="3429000"/>
+            <wp:effectExtent l="0" t="0" r="0" b="0"/>
+            <wp:docPr id="403" name="image403" descr="Dashboard in the managers' view"/>
+            <wp:cNvGraphicFramePr/>
+            <a:graphic xmlns:a="http://schemas.openxmlformats.org/drawingml/2006/main">
+              <a:graphicData uri="http://schemas.openxmlformats.org/drawingml/2006/picture">
+                <pic:pic xmlns:pic="http://schemas.openxmlformats.org/drawingml/2006/picture">
+                  <pic:nvPicPr>
+                    <pic:cNvPr id="403" name="image403" descr="Dashboard in the managers' view"/>
+                    <pic:cNvPicPr/>
+                  </pic:nvPicPr>
+                  <pic:blipFill>
+                    <a:blip r:embed="rId403"/>
+                    <a:stretch>
+                      <a:fillRect/>
+                    </a:stretch>
+                  </pic:blipFill>
+                  <pic:spPr>
+                    <a:xfrm>
+                      <a:off x="0" y="0"/>
+                      <a:ext cx="5486400" cy="3429000"/>
+                    </a:xfrm>
+                    <a:prstGeom prst="rect">
+                      <a:avLst/>
+                    </a:prstGeom>
+                  </pic:spPr>
+                </pic:pic>
+              </a:graphicData>
+            </a:graphic>
+          </wp:inline>
+        </w:drawing>
+      </w:r>
+    </w:p>
+    <w:p>
+      <w:pPr>
+        <w:pStyle w:val="ListParagraph"/>
+        <w:numPr>
+          <w:ilvl w:val="0"/>
+          <w:numId w:val="9"/>
+        </w:numPr>
+      </w:pPr>
+      <w:r>
+        <w:t xml:space="preserve">New handover: in the managers' view it is saved in the managers' database. In the engineers' view the form asks </w:t>
+      </w:r>
+      <w:r>
+        <w:rPr>
+          <w:b/>
+        </w:rPr>
+        <w:t xml:space="preserve">Who can see this handover?</w:t>
+      </w:r>
+      <w:r>
+        <w:t xml:space="preserve"> – choose </w:t>
+      </w:r>
+      <w:r>
+        <w:rPr>
+          <w:b/>
+        </w:rPr>
+        <w:t xml:space="preserve">Engineers and managers</w:t>
+      </w:r>
+      <w:r>
+        <w:t xml:space="preserve"> (engineers' database) or </w:t>
+      </w:r>
+      <w:r>
+        <w:rPr>
+          <w:b/>
+        </w:rPr>
+        <w:t xml:space="preserve">Managers only</w:t>
+      </w:r>
+      <w:r>
+        <w:t xml:space="preserve"> (managers' database). It cannot be saved until you choose.</w:t>
+      </w:r>
+    </w:p>
+    <w:p>
+      <w:r>
+        <w:rPr>
+          <w:noProof/>
+        </w:rPr>
+        <w:drawing>
+          <wp:inline distT="0" distB="0" distL="0" distR="0">
+            <wp:extent cx="4206240" cy="773268"/>
+            <wp:effectExtent l="0" t="0" r="0" b="0"/>
+            <wp:docPr id="404" name="image404" descr="Who can see this handover?"/>
+            <wp:cNvGraphicFramePr/>
+            <a:graphic xmlns:a="http://schemas.openxmlformats.org/drawingml/2006/main">
+              <a:graphicData uri="http://schemas.openxmlformats.org/drawingml/2006/picture">
+                <pic:pic xmlns:pic="http://schemas.openxmlformats.org/drawingml/2006/picture">
+                  <pic:nvPicPr>
+                    <pic:cNvPr id="404" name="image404" descr="Who can see this handover?"/>
+                    <pic:cNvPicPr/>
+                  </pic:nvPicPr>
+                  <pic:blipFill>
+                    <a:blip r:embed="rId404"/>
+                    <a:stretch>
+                      <a:fillRect/>
+                    </a:stretch>
+                  </pic:blipFill>
+                  <pic:spPr>
+                    <a:xfrm>
+                      <a:off x="0" y="0"/>
+                      <a:ext cx="4206240" cy="773268"/>
+                    </a:xfrm>
+                    <a:prstGeom prst="rect">
+                      <a:avLst/>
+                    </a:prstGeom>
+                  </pic:spPr>
+                </pic:pic>
+              </a:graphicData>
+            </a:graphic>
+          </wp:inline>
+        </w:drawing>
+      </w:r>
+    </w:p>
+    <w:p>
+      <w:pPr>
+        <w:pStyle w:val="ListParagraph"/>
+        <w:numPr>
+          <w:ilvl w:val="0"/>
+          <w:numId w:val="9"/>
+        </w:numPr>
+      </w:pPr>
+      <w:r>
+        <w:t xml:space="preserve">Actions required on a handover in the managers' database can be added and completed by managers only.</w:t>
+      </w:r>
+    </w:p>
+    <w:p>
+      <w:r>
+        <w:t xml:space="preserve">Engineers never see the switch and never see the managers' handovers – not in the list, search, the dashboard or their notifications.</w:t>
+      </w:r>
+    </w:p>
+    <w:p>
+      <w:r>
+        <w:rPr>
+          <w:b/>
+        </w:rPr>
+        <w:t xml:space="preserve">Administrator – loading the old managers' sheet: </w:t>
+      </w:r>
+      <w:r>
+        <w:t xml:space="preserve">Administration → </w:t>
+      </w:r>
+      <w:r>
+        <w:rPr>
+          <w:b/>
+        </w:rPr>
+        <w:t xml:space="preserve">Managers' database</w:t>
+      </w:r>
+      <w:r>
+        <w:t xml:space="preserve"> → </w:t>
+      </w:r>
+      <w:r>
+        <w:rPr>
+          <w:b/>
+        </w:rPr>
+        <w:t xml:space="preserve">Import old handovers…</w:t>
+      </w:r>
+      <w:r>
+        <w:t xml:space="preserve"> → choose the Excel file → check the preview (names matched to the staff list, names kept as written, actions from the sheet) → </w:t>
+      </w:r>
+      <w:r>
+        <w:rPr>
+          <w:b/>
+        </w:rPr>
+        <w:t xml:space="preserve">Import</w:t>
+      </w:r>
+      <w:r>
+        <w:t xml:space="preserve">. Do the same on the Engineers' database card for the engineers' sheets – the two are never mixed.</w:t>
+      </w:r>
+    </w:p>
+    <w:p>
+      <w:r>
+        <w:rPr>
+          <w:noProof/>
+        </w:rPr>
+        <w:drawing>
+          <wp:inline distT="0" distB="0" distL="0" distR="0">
+            <wp:extent cx="5486400" cy="4178020"/>
+            <wp:effectExtent l="0" t="0" r="0" b="0"/>
+            <wp:docPr id="405" name="image405" descr="Preview before importing the old managers' sheet"/>
+            <wp:cNvGraphicFramePr/>
+            <a:graphic xmlns:a="http://schemas.openxmlformats.org/drawingml/2006/main">
+              <a:graphicData uri="http://schemas.openxmlformats.org/drawingml/2006/picture">
+                <pic:pic xmlns:pic="http://schemas.openxmlformats.org/drawingml/2006/picture">
+                  <pic:nvPicPr>
+                    <pic:cNvPr id="405" name="image405" descr="Preview before importing the old managers' sheet"/>
+                    <pic:cNvPicPr/>
+                  </pic:nvPicPr>
+                  <pic:blipFill>
+                    <a:blip r:embed="rId405"/>
+                    <a:stretch>
+                      <a:fillRect/>
+                    </a:stretch>
+                  </pic:blipFill>
+                  <pic:spPr>
+                    <a:xfrm>
+                      <a:off x="0" y="0"/>
+                      <a:ext cx="5486400" cy="4178020"/>
+                    </a:xfrm>
+                    <a:prstGeom prst="rect">
+                      <a:avLst/>
+                    </a:prstGeom>
+                  </pic:spPr>
+                </pic:pic>
+              </a:graphicData>
+            </a:graphic>
+          </wp:inline>
+        </w:drawing>
+      </w:r>
+    </w:p>
     <w:sectPr>
-      <w:footerReference w:type="default" r:id="rId40"/>
+      <w:footerReference w:type="default" r:id="rId26"/>
       <w:pgSz w:w="12240" w:h="15840"/>
       <w:pgMar w:top="1440" w:right="1440" w:bottom="1440" w:left="1440" w:header="720" w:footer="720" w:gutter="0"/>
       <w:cols w:space="720"/>
@@ -2493,8 +3733,33 @@
 </w:document>
 </file>
 
+<file path=word/endnotes.xml><?xml version="1.0" encoding="utf-8"?>
+<w:endnotes xmlns:wpc="http://schemas.microsoft.com/office/word/2010/wordprocessingCanvas" xmlns:cx="http://schemas.microsoft.com/office/drawing/2014/chartex" xmlns:cx1="http://schemas.microsoft.com/office/drawing/2015/9/8/chartex" xmlns:mc="http://schemas.openxmlformats.org/markup-compatibility/2006" xmlns:o="urn:schemas-microsoft-com:office:office" xmlns:r="http://schemas.openxmlformats.org/officeDocument/2006/relationships" xmlns:m="http://schemas.openxmlformats.org/officeDocument/2006/math" xmlns:v="urn:schemas-microsoft-com:vml" xmlns:wp14="http://schemas.microsoft.com/office/word/2010/wordprocessingDrawing" xmlns:wp="http://schemas.openxmlformats.org/drawingml/2006/wordprocessingDrawing" xmlns:w10="urn:schemas-microsoft-com:office:word" xmlns:w="http://schemas.openxmlformats.org/wordprocessingml/2006/main" xmlns:w14="http://schemas.microsoft.com/office/word/2010/wordml" xmlns:w15="http://schemas.microsoft.com/office/word/2012/wordml" xmlns:w16se="http://schemas.microsoft.com/office/word/2015/wordml/symex" xmlns:wpg="http://schemas.microsoft.com/office/word/2010/wordprocessingGroup" xmlns:wpi="http://schemas.microsoft.com/office/word/2010/wordprocessingInk" xmlns:wne="http://schemas.microsoft.com/office/word/2006/wordml" xmlns:wps="http://schemas.microsoft.com/office/word/2010/wordprocessingShape" mc:Ignorable="w14 w15 w16se wp14">
+  <w:endnote w:type="separator" w:id="-1">
+    <w:p>
+      <w:pPr>
+        <w:spacing w:after="0" w:line="240" w:lineRule="auto"/>
+      </w:pPr>
+      <w:r>
+        <w:separator/>
+      </w:r>
+    </w:p>
+  </w:endnote>
+  <w:endnote w:type="continuationSeparator" w:id="0">
+    <w:p>
+      <w:pPr>
+        <w:spacing w:after="0" w:line="240" w:lineRule="auto"/>
+      </w:pPr>
+      <w:r>
+        <w:continuationSeparator/>
+      </w:r>
+    </w:p>
+  </w:endnote>
+</w:endnotes>
+</file>
+
 <file path=word/footer1.xml><?xml version="1.0" encoding="utf-8"?>
-<w:ftr xmlns:w="http://schemas.openxmlformats.org/wordprocessingml/2006/main" xmlns:r="http://schemas.openxmlformats.org/officeDocument/2006/relationships">
+<w:ftr xmlns:wpc="http://schemas.microsoft.com/office/word/2010/wordprocessingCanvas" xmlns:cx="http://schemas.microsoft.com/office/drawing/2014/chartex" xmlns:cx1="http://schemas.microsoft.com/office/drawing/2015/9/8/chartex" xmlns:mc="http://schemas.openxmlformats.org/markup-compatibility/2006" xmlns:o="urn:schemas-microsoft-com:office:office" xmlns:r="http://schemas.openxmlformats.org/officeDocument/2006/relationships" xmlns:m="http://schemas.openxmlformats.org/officeDocument/2006/math" xmlns:v="urn:schemas-microsoft-com:vml" xmlns:wp14="http://schemas.microsoft.com/office/word/2010/wordprocessingDrawing" xmlns:wp="http://schemas.openxmlformats.org/drawingml/2006/wordprocessingDrawing" xmlns:w10="urn:schemas-microsoft-com:office:word" xmlns:w="http://schemas.openxmlformats.org/wordprocessingml/2006/main" xmlns:w14="http://schemas.microsoft.com/office/word/2010/wordml" xmlns:w15="http://schemas.microsoft.com/office/word/2012/wordml" xmlns:w16se="http://schemas.microsoft.com/office/word/2015/wordml/symex" xmlns:wpg="http://schemas.microsoft.com/office/word/2010/wordprocessingGroup" xmlns:wpi="http://schemas.microsoft.com/office/word/2010/wordprocessingInk" xmlns:wne="http://schemas.microsoft.com/office/word/2006/wordml" xmlns:wps="http://schemas.microsoft.com/office/word/2010/wordprocessingShape" mc:Ignorable="w14 w15 w16se wp14">
   <w:p>
     <w:pPr>
       <w:pStyle w:val="Footer"/>
@@ -2503,12 +3768,13 @@
       </w:pBdr>
     </w:pPr>
     <w:r>
-      <w:t xml:space="preserve">Plant Handover – User Procedure · Rashpetco Instruments Department</w:t>
+      <w:t>Plant Handover – User Procedure · Rashpetco Instruments Departm</w:t>
+    </w:r>
+    <w:r>
+      <w:t>ent</w:t>
     </w:r>
     <w:r>
       <w:tab/>
-    </w:r>
-    <w:r>
       <w:t xml:space="preserve">Page </w:t>
     </w:r>
     <w:r>
@@ -2521,7 +3787,10 @@
       <w:fldChar w:fldCharType="separate"/>
     </w:r>
     <w:r>
-      <w:t>1</w:t>
+      <w:rPr>
+        <w:noProof/>
+      </w:rPr>
+      <w:t>3</w:t>
     </w:r>
     <w:r>
       <w:fldChar w:fldCharType="end"/>
@@ -2539,7 +3808,10 @@
       <w:fldChar w:fldCharType="separate"/>
     </w:r>
     <w:r>
-      <w:t>1</w:t>
+      <w:rPr>
+        <w:noProof/>
+      </w:rPr>
+      <w:t>14</w:t>
     </w:r>
     <w:r>
       <w:fldChar w:fldCharType="end"/>
@@ -2548,8 +3820,33 @@
 </w:ftr>
 </file>
 
+<file path=word/footnotes.xml><?xml version="1.0" encoding="utf-8"?>
+<w:footnotes xmlns:wpc="http://schemas.microsoft.com/office/word/2010/wordprocessingCanvas" xmlns:cx="http://schemas.microsoft.com/office/drawing/2014/chartex" xmlns:cx1="http://schemas.microsoft.com/office/drawing/2015/9/8/chartex" xmlns:mc="http://schemas.openxmlformats.org/markup-compatibility/2006" xmlns:o="urn:schemas-microsoft-com:office:office" xmlns:r="http://schemas.openxmlformats.org/officeDocument/2006/relationships" xmlns:m="http://schemas.openxmlformats.org/officeDocument/2006/math" xmlns:v="urn:schemas-microsoft-com:vml" xmlns:wp14="http://schemas.microsoft.com/office/word/2010/wordprocessingDrawing" xmlns:wp="http://schemas.openxmlformats.org/drawingml/2006/wordprocessingDrawing" xmlns:w10="urn:schemas-microsoft-com:office:word" xmlns:w="http://schemas.openxmlformats.org/wordprocessingml/2006/main" xmlns:w14="http://schemas.microsoft.com/office/word/2010/wordml" xmlns:w15="http://schemas.microsoft.com/office/word/2012/wordml" xmlns:w16se="http://schemas.microsoft.com/office/word/2015/wordml/symex" xmlns:wpg="http://schemas.microsoft.com/office/word/2010/wordprocessingGroup" xmlns:wpi="http://schemas.microsoft.com/office/word/2010/wordprocessingInk" xmlns:wne="http://schemas.microsoft.com/office/word/2006/wordml" xmlns:wps="http://schemas.microsoft.com/office/word/2010/wordprocessingShape" mc:Ignorable="w14 w15 w16se wp14">
+  <w:footnote w:type="separator" w:id="-1">
+    <w:p>
+      <w:pPr>
+        <w:spacing w:after="0" w:line="240" w:lineRule="auto"/>
+      </w:pPr>
+      <w:r>
+        <w:separator/>
+      </w:r>
+    </w:p>
+  </w:footnote>
+  <w:footnote w:type="continuationSeparator" w:id="0">
+    <w:p>
+      <w:pPr>
+        <w:spacing w:after="0" w:line="240" w:lineRule="auto"/>
+      </w:pPr>
+      <w:r>
+        <w:continuationSeparator/>
+      </w:r>
+    </w:p>
+  </w:footnote>
+</w:footnotes>
+</file>
+
 <file path=word/numbering.xml><?xml version="1.0" encoding="utf-8"?>
-<w:numbering xmlns:wpc="http://schemas.microsoft.com/office/word/2010/wordprocessingCanvas" xmlns:cx="http://schemas.microsoft.com/office/drawing/2014/chartex" xmlns:cx1="http://schemas.microsoft.com/office/drawing/2015/9/8/chartex" xmlns:cx2="http://schemas.microsoft.com/office/drawing/2015/10/21/chartex" xmlns:cx3="http://schemas.microsoft.com/office/drawing/2016/5/9/chartex" xmlns:cx4="http://schemas.microsoft.com/office/drawing/2016/5/10/chartex" xmlns:cx5="http://schemas.microsoft.com/office/drawing/2016/5/11/chartex" xmlns:cx6="http://schemas.microsoft.com/office/drawing/2016/5/12/chartex" xmlns:cx7="http://schemas.microsoft.com/office/drawing/2016/5/13/chartex" xmlns:cx8="http://schemas.microsoft.com/office/drawing/2016/5/14/chartex" xmlns:mc="http://schemas.openxmlformats.org/markup-compatibility/2006" xmlns:aink="http://schemas.microsoft.com/office/drawing/2016/ink" xmlns:am3d="http://schemas.microsoft.com/office/drawing/2017/model3d" xmlns:o="urn:schemas-microsoft-com:office:office" xmlns:oel="http://schemas.microsoft.com/office/2019/extlst" xmlns:r="http://schemas.openxmlformats.org/officeDocument/2006/relationships" xmlns:m="http://schemas.openxmlformats.org/officeDocument/2006/math" xmlns:v="urn:schemas-microsoft-com:vml" xmlns:wp14="http://schemas.microsoft.com/office/word/2010/wordprocessingDrawing" xmlns:wp="http://schemas.openxmlformats.org/drawingml/2006/wordprocessingDrawing" xmlns:w10="urn:schemas-microsoft-com:office:word" xmlns:w="http://schemas.openxmlformats.org/wordprocessingml/2006/main" xmlns:w14="http://schemas.microsoft.com/office/word/2010/wordml" xmlns:w15="http://schemas.microsoft.com/office/word/2012/wordml" xmlns:w16cex="http://schemas.microsoft.com/office/word/2018/wordml/cex" xmlns:w16cid="http://schemas.microsoft.com/office/word/2016/wordml/cid" xmlns:w16="http://schemas.microsoft.com/office/word/2018/wordml" xmlns:w16du="http://schemas.microsoft.com/office/word/2023/wordml/word16du" xmlns:w16sdtdh="http://schemas.microsoft.com/office/word/2020/wordml/sdtdatahash" xmlns:w16sdtfl="http://schemas.microsoft.com/office/word/2024/wordml/sdtformatlock" xmlns:w16se="http://schemas.microsoft.com/office/word/2015/wordml/symex" xmlns:wpg="http://schemas.microsoft.com/office/word/2010/wordprocessingGroup" xmlns:wpi="http://schemas.microsoft.com/office/word/2010/wordprocessingInk" xmlns:wne="http://schemas.microsoft.com/office/word/2006/wordml" xmlns:wps="http://schemas.microsoft.com/office/word/2010/wordprocessingShape" mc:Ignorable="w14 w15 w16se w16cid w16 w16cex w16sdtdh w16sdtfl w16du wp14">
+<w:numbering xmlns:wpc="http://schemas.microsoft.com/office/word/2010/wordprocessingCanvas" xmlns:cx="http://schemas.microsoft.com/office/drawing/2014/chartex" xmlns:cx1="http://schemas.microsoft.com/office/drawing/2015/9/8/chartex" xmlns:mc="http://schemas.openxmlformats.org/markup-compatibility/2006" xmlns:o="urn:schemas-microsoft-com:office:office" xmlns:r="http://schemas.openxmlformats.org/officeDocument/2006/relationships" xmlns:m="http://schemas.openxmlformats.org/officeDocument/2006/math" xmlns:v="urn:schemas-microsoft-com:vml" xmlns:wp14="http://schemas.microsoft.com/office/word/2010/wordprocessingDrawing" xmlns:wp="http://schemas.openxmlformats.org/drawingml/2006/wordprocessingDrawing" xmlns:w10="urn:schemas-microsoft-com:office:word" xmlns:w="http://schemas.openxmlformats.org/wordprocessingml/2006/main" xmlns:w14="http://schemas.microsoft.com/office/word/2010/wordml" xmlns:w15="http://schemas.microsoft.com/office/word/2012/wordml" xmlns:w16se="http://schemas.microsoft.com/office/word/2015/wordml/symex" xmlns:wpg="http://schemas.microsoft.com/office/word/2010/wordprocessingGroup" xmlns:wpi="http://schemas.microsoft.com/office/word/2010/wordprocessingInk" xmlns:wne="http://schemas.microsoft.com/office/word/2006/wordml" xmlns:wps="http://schemas.microsoft.com/office/word/2010/wordprocessingShape" mc:Ignorable="w14 w15 w16se wp14">
   <w:abstractNum w:abstractNumId="0" w15:restartNumberingAfterBreak="0">
     <w:nsid w:val="2D071545"/>
     <w:multiLevelType w:val="hybridMultilevel"/>
@@ -2722,41 +4019,53 @@
       </w:pPr>
     </w:lvl>
   </w:abstractNum>
-  <w:num w:numId="1" w16cid:durableId="2135826852">
+  <w:num w:numId="1">
     <w:abstractNumId w:val="0"/>
   </w:num>
-  <w:num w:numId="2" w16cid:durableId="1141311771">
+  <w:num w:numId="2">
     <w:abstractNumId w:val="1"/>
     <w:lvlOverride w:ilvl="0">
       <w:startOverride w:val="1"/>
     </w:lvlOverride>
   </w:num>
-  <w:num w:numId="3" w16cid:durableId="982471250">
+  <w:num w:numId="3">
     <w:abstractNumId w:val="1"/>
     <w:lvlOverride w:ilvl="0">
       <w:startOverride w:val="1"/>
     </w:lvlOverride>
   </w:num>
-  <w:num w:numId="4" w16cid:durableId="1608350943">
+  <w:num w:numId="4">
     <w:abstractNumId w:val="1"/>
     <w:lvlOverride w:ilvl="0">
       <w:startOverride w:val="1"/>
     </w:lvlOverride>
   </w:num>
-  <w:num w:numId="5" w16cid:durableId="1100680343">
+  <w:num w:numId="5">
     <w:abstractNumId w:val="0"/>
   </w:num>
-  <w:num w:numId="6" w16cid:durableId="593244859">
+  <w:num w:numId="6">
     <w:abstractNumId w:val="0"/>
   </w:num>
-  <w:num w:numId="7" w16cid:durableId="1806969987">
+  <w:num w:numId="7">
     <w:abstractNumId w:val="0"/>
+  </w:num>
+  <w:num w:numId="8">
+    <w:abstractNumId w:val="1"/>
+    <w:lvlOverride w:ilvl="0">
+      <w:startOverride w:val="1"/>
+    </w:lvlOverride>
+  </w:num>
+  <w:num w:numId="9">
+    <w:abstractNumId w:val="1"/>
+    <w:lvlOverride w:ilvl="0">
+      <w:startOverride w:val="1"/>
+    </w:lvlOverride>
   </w:num>
 </w:numbering>
 </file>
 
 <file path=word/styles.xml><?xml version="1.0" encoding="utf-8"?>
-<w:styles xmlns:mc="http://schemas.openxmlformats.org/markup-compatibility/2006" xmlns:r="http://schemas.openxmlformats.org/officeDocument/2006/relationships" xmlns:w="http://schemas.openxmlformats.org/wordprocessingml/2006/main" xmlns:w14="http://schemas.microsoft.com/office/word/2010/wordml" xmlns:w15="http://schemas.microsoft.com/office/word/2012/wordml" xmlns:w16cex="http://schemas.microsoft.com/office/word/2018/wordml/cex" xmlns:w16cid="http://schemas.microsoft.com/office/word/2016/wordml/cid" xmlns:w16="http://schemas.microsoft.com/office/word/2018/wordml" xmlns:w16du="http://schemas.microsoft.com/office/word/2023/wordml/word16du" xmlns:w16sdtdh="http://schemas.microsoft.com/office/word/2020/wordml/sdtdatahash" xmlns:w16sdtfl="http://schemas.microsoft.com/office/word/2024/wordml/sdtformatlock" xmlns:w16se="http://schemas.microsoft.com/office/word/2015/wordml/symex" mc:Ignorable="w14 w15 w16se w16cid w16 w16cex w16sdtdh w16sdtfl w16du">
+<w:styles xmlns:mc="http://schemas.openxmlformats.org/markup-compatibility/2006" xmlns:r="http://schemas.openxmlformats.org/officeDocument/2006/relationships" xmlns:w="http://schemas.openxmlformats.org/wordprocessingml/2006/main" xmlns:w14="http://schemas.microsoft.com/office/word/2010/wordml" xmlns:w15="http://schemas.microsoft.com/office/word/2012/wordml" xmlns:w16se="http://schemas.microsoft.com/office/word/2015/wordml/symex" mc:Ignorable="w14 w15 w16se">
   <w:docDefaults>
     <w:rPrDefault>
       <w:rPr>
@@ -2772,7 +4081,7 @@
       </w:pPr>
     </w:pPrDefault>
   </w:docDefaults>
-  <w:latentStyles w:defLockedState="0" w:defUIPriority="99" w:defSemiHidden="0" w:defUnhideWhenUsed="0" w:defQFormat="0" w:count="376">
+  <w:latentStyles w:defLockedState="0" w:defUIPriority="99" w:defSemiHidden="0" w:defUnhideWhenUsed="0" w:defQFormat="0" w:count="371">
     <w:lsdException w:name="Normal" w:uiPriority="0" w:qFormat="1"/>
     <w:lsdException w:name="heading 1" w:uiPriority="9" w:qFormat="1"/>
     <w:lsdException w:name="heading 2" w:semiHidden="1" w:uiPriority="9" w:unhideWhenUsed="1" w:qFormat="1"/>
@@ -3144,11 +4453,6 @@
     <w:lsdException w:name="List Table 5 Dark Accent 6" w:uiPriority="50"/>
     <w:lsdException w:name="List Table 6 Colorful Accent 6" w:uiPriority="51"/>
     <w:lsdException w:name="List Table 7 Colorful Accent 6" w:uiPriority="52"/>
-    <w:lsdException w:name="Mention" w:semiHidden="1" w:unhideWhenUsed="1"/>
-    <w:lsdException w:name="Smart Hyperlink" w:semiHidden="1" w:unhideWhenUsed="1"/>
-    <w:lsdException w:name="Hashtag" w:semiHidden="1" w:unhideWhenUsed="1"/>
-    <w:lsdException w:name="Unresolved Mention" w:semiHidden="1" w:unhideWhenUsed="1"/>
-    <w:lsdException w:name="Smart Link" w:semiHidden="1" w:unhideWhenUsed="1"/>
   </w:latentStyles>
   <w:style w:type="paragraph" w:default="1" w:styleId="Normal">
     <w:name w:val="Normal"/>
@@ -3410,6 +4714,18 @@
     <w:rPr>
       <w:color w:val="6B7280"/>
       <w:sz w:val="18"/>
+    </w:rPr>
+  </w:style>
+  <w:style w:type="character" w:styleId="FollowedHyperlink">
+    <w:name w:val="FollowedHyperlink"/>
+    <w:basedOn w:val="DefaultParagraphFont"/>
+    <w:uiPriority w:val="99"/>
+    <w:semiHidden/>
+    <w:unhideWhenUsed/>
+    <w:rsid w:val="004A58AE"/>
+    <w:rPr>
+      <w:color w:val="96607D" w:themeColor="followedHyperlink"/>
+      <w:u w:val="single"/>
     </w:rPr>
   </w:style>
 </w:styles>
